--- a/Object Oriented Design and Programming/Assignments/Designing and Implementing a Thread.docx
+++ b/Object Oriented Design and Programming/Assignments/Designing and Implementing a Thread.docx
@@ -45,26 +45,43 @@
         <w:t>1</w:t>
       </w:r>
       <w:r>
-        <w:t>505</w:t>
-      </w:r>
-    </w:p>
-    <w:p>
-      <w:r>
-        <w:t>Date:  27</w:t>
+        <w:t>5</w:t>
+      </w:r>
+      <w:r>
+        <w:t>29</w:t>
+      </w:r>
+    </w:p>
+    <w:p>
+      <w:r>
+        <w:t xml:space="preserve">Date:  </w:t>
+      </w:r>
+      <w:r>
+        <w:t>1</w:t>
       </w:r>
       <w:r>
         <w:rPr>
           <w:vertAlign w:val="superscript"/>
         </w:rPr>
-        <w:t>th</w:t>
-      </w:r>
-      <w:r>
-        <w:t xml:space="preserve"> August 2026</w:t>
+        <w:t>st</w:t>
+      </w:r>
+      <w:r>
+        <w:t xml:space="preserve"> September 2026</w:t>
       </w:r>
     </w:p>
     <w:p/>
     <w:sdt>
       <w:sdtPr>
+        <w:rPr>
+          <w:rFonts w:asciiTheme="minorHAnsi" w:eastAsiaTheme="minorHAnsi" w:hAnsiTheme="minorHAnsi" w:cstheme="minorBidi"/>
+          <w:b w:val="0"/>
+          <w:bCs w:val="0"/>
+          <w:color w:val="auto"/>
+          <w:kern w:val="2"/>
+          <w:sz w:val="24"/>
+          <w:szCs w:val="24"/>
+          <w:lang w:val="en-GB"/>
+          <w14:ligatures w14:val="standardContextual"/>
+        </w:rPr>
         <w:id w:val="-178966038"/>
         <w:docPartObj>
           <w:docPartGallery w:val="Table of Contents"/>
@@ -73,14 +90,7 @@
       </w:sdtPr>
       <w:sdtEndPr>
         <w:rPr>
-          <w:rFonts w:asciiTheme="minorHAnsi" w:eastAsiaTheme="minorHAnsi" w:hAnsiTheme="minorHAnsi" w:cstheme="minorBidi"/>
           <w:noProof/>
-          <w:color w:val="auto"/>
-          <w:kern w:val="2"/>
-          <w:sz w:val="24"/>
-          <w:szCs w:val="24"/>
-          <w:lang w:val="en-GB"/>
-          <w14:ligatures w14:val="standardContextual"/>
         </w:rPr>
       </w:sdtEndPr>
       <w:sdtContent>
@@ -125,7 +135,7 @@
             </w:rPr>
             <w:fldChar w:fldCharType="separate"/>
           </w:r>
-          <w:hyperlink w:anchor="_Toc239146027" w:history="1">
+          <w:hyperlink w:anchor="_Toc239162554" w:history="1">
             <w:r>
               <w:rPr>
                 <w:rStyle w:val="Hyperlink"/>
@@ -152,7 +162,7 @@
                 <w:noProof/>
                 <w:webHidden/>
               </w:rPr>
-              <w:instrText xml:space="preserve"> PAGEREF _Toc239146027 \h </w:instrText>
+              <w:instrText xml:space="preserve"> PAGEREF _Toc239162554 \h </w:instrText>
             </w:r>
             <w:r>
               <w:rPr>
@@ -199,7 +209,7 @@
               <w:lang w:eastAsia="en-GB"/>
             </w:rPr>
           </w:pPr>
-          <w:hyperlink w:anchor="_Toc239146028" w:history="1">
+          <w:hyperlink w:anchor="_Toc239162555" w:history="1">
             <w:r>
               <w:rPr>
                 <w:rStyle w:val="Hyperlink"/>
@@ -226,7 +236,7 @@
                 <w:noProof/>
                 <w:webHidden/>
               </w:rPr>
-              <w:instrText xml:space="preserve"> PAGEREF _Toc239146028 \h </w:instrText>
+              <w:instrText xml:space="preserve"> PAGEREF _Toc239162555 \h </w:instrText>
             </w:r>
             <w:r>
               <w:rPr>
@@ -273,7 +283,7 @@
               <w:lang w:eastAsia="en-GB"/>
             </w:rPr>
           </w:pPr>
-          <w:hyperlink w:anchor="_Toc239146029" w:history="1">
+          <w:hyperlink w:anchor="_Toc239162556" w:history="1">
             <w:r>
               <w:rPr>
                 <w:rStyle w:val="Hyperlink"/>
@@ -300,7 +310,7 @@
                 <w:noProof/>
                 <w:webHidden/>
               </w:rPr>
-              <w:instrText xml:space="preserve"> PAGEREF _Toc239146029 \h </w:instrText>
+              <w:instrText xml:space="preserve"> PAGEREF _Toc239162556 \h </w:instrText>
             </w:r>
             <w:r>
               <w:rPr>
@@ -347,7 +357,7 @@
               <w:lang w:eastAsia="en-GB"/>
             </w:rPr>
           </w:pPr>
-          <w:hyperlink w:anchor="_Toc239146030" w:history="1">
+          <w:hyperlink w:anchor="_Toc239162557" w:history="1">
             <w:r>
               <w:rPr>
                 <w:rStyle w:val="Hyperlink"/>
@@ -374,7 +384,7 @@
                 <w:noProof/>
                 <w:webHidden/>
               </w:rPr>
-              <w:instrText xml:space="preserve"> PAGEREF _Toc239146030 \h </w:instrText>
+              <w:instrText xml:space="preserve"> PAGEREF _Toc239162557 \h </w:instrText>
             </w:r>
             <w:r>
               <w:rPr>
@@ -421,7 +431,7 @@
               <w:lang w:eastAsia="en-GB"/>
             </w:rPr>
           </w:pPr>
-          <w:hyperlink w:anchor="_Toc239146031" w:history="1">
+          <w:hyperlink w:anchor="_Toc239162558" w:history="1">
             <w:r>
               <w:rPr>
                 <w:rStyle w:val="Hyperlink"/>
@@ -448,7 +458,7 @@
                 <w:noProof/>
                 <w:webHidden/>
               </w:rPr>
-              <w:instrText xml:space="preserve"> PAGEREF _Toc239146031 \h </w:instrText>
+              <w:instrText xml:space="preserve"> PAGEREF _Toc239162558 \h </w:instrText>
             </w:r>
             <w:r>
               <w:rPr>
@@ -495,7 +505,7 @@
               <w:lang w:eastAsia="en-GB"/>
             </w:rPr>
           </w:pPr>
-          <w:hyperlink w:anchor="_Toc239146032" w:history="1">
+          <w:hyperlink w:anchor="_Toc239162559" w:history="1">
             <w:r>
               <w:rPr>
                 <w:rStyle w:val="Hyperlink"/>
@@ -522,7 +532,7 @@
                 <w:noProof/>
                 <w:webHidden/>
               </w:rPr>
-              <w:instrText xml:space="preserve"> PAGEREF _Toc239146032 \h </w:instrText>
+              <w:instrText xml:space="preserve"> PAGEREF _Toc239162559 \h </w:instrText>
             </w:r>
             <w:r>
               <w:rPr>
@@ -569,7 +579,7 @@
               <w:lang w:eastAsia="en-GB"/>
             </w:rPr>
           </w:pPr>
-          <w:hyperlink w:anchor="_Toc239146033" w:history="1">
+          <w:hyperlink w:anchor="_Toc239162560" w:history="1">
             <w:r>
               <w:rPr>
                 <w:rStyle w:val="Hyperlink"/>
@@ -596,7 +606,7 @@
                 <w:noProof/>
                 <w:webHidden/>
               </w:rPr>
-              <w:instrText xml:space="preserve"> PAGEREF _Toc239146033 \h </w:instrText>
+              <w:instrText xml:space="preserve"> PAGEREF _Toc239162560 \h </w:instrText>
             </w:r>
             <w:r>
               <w:rPr>
@@ -643,7 +653,7 @@
               <w:lang w:eastAsia="en-GB"/>
             </w:rPr>
           </w:pPr>
-          <w:hyperlink w:anchor="_Toc239146034" w:history="1">
+          <w:hyperlink w:anchor="_Toc239162561" w:history="1">
             <w:r>
               <w:rPr>
                 <w:rStyle w:val="Hyperlink"/>
@@ -670,7 +680,7 @@
                 <w:noProof/>
                 <w:webHidden/>
               </w:rPr>
-              <w:instrText xml:space="preserve"> PAGEREF _Toc239146034 \h </w:instrText>
+              <w:instrText xml:space="preserve"> PAGEREF _Toc239162561 \h </w:instrText>
             </w:r>
             <w:r>
               <w:rPr>
@@ -717,7 +727,7 @@
               <w:lang w:eastAsia="en-GB"/>
             </w:rPr>
           </w:pPr>
-          <w:hyperlink w:anchor="_Toc239146035" w:history="1">
+          <w:hyperlink w:anchor="_Toc239162562" w:history="1">
             <w:r>
               <w:rPr>
                 <w:rStyle w:val="Hyperlink"/>
@@ -744,7 +754,7 @@
                 <w:noProof/>
                 <w:webHidden/>
               </w:rPr>
-              <w:instrText xml:space="preserve"> PAGEREF _Toc239146035 \h </w:instrText>
+              <w:instrText xml:space="preserve"> PAGEREF _Toc239162562 \h </w:instrText>
             </w:r>
             <w:r>
               <w:rPr>
@@ -791,7 +801,7 @@
               <w:lang w:eastAsia="en-GB"/>
             </w:rPr>
           </w:pPr>
-          <w:hyperlink w:anchor="_Toc239146036" w:history="1">
+          <w:hyperlink w:anchor="_Toc239162563" w:history="1">
             <w:r>
               <w:rPr>
                 <w:rStyle w:val="Hyperlink"/>
@@ -818,7 +828,7 @@
                 <w:noProof/>
                 <w:webHidden/>
               </w:rPr>
-              <w:instrText xml:space="preserve"> PAGEREF _Toc239146036 \h </w:instrText>
+              <w:instrText xml:space="preserve"> PAGEREF _Toc239162563 \h </w:instrText>
             </w:r>
             <w:r>
               <w:rPr>
@@ -865,7 +875,7 @@
               <w:lang w:eastAsia="en-GB"/>
             </w:rPr>
           </w:pPr>
-          <w:hyperlink w:anchor="_Toc239146037" w:history="1">
+          <w:hyperlink w:anchor="_Toc239162564" w:history="1">
             <w:r>
               <w:rPr>
                 <w:rStyle w:val="Hyperlink"/>
@@ -892,7 +902,7 @@
                 <w:noProof/>
                 <w:webHidden/>
               </w:rPr>
-              <w:instrText xml:space="preserve"> PAGEREF _Toc239146037 \h </w:instrText>
+              <w:instrText xml:space="preserve"> PAGEREF _Toc239162564 \h </w:instrText>
             </w:r>
             <w:r>
               <w:rPr>
@@ -944,7 +954,7 @@
       <w:pPr>
         <w:pStyle w:val="Heading1"/>
       </w:pPr>
-      <w:bookmarkStart w:id="0" w:name="_Toc239146027"/>
+      <w:bookmarkStart w:id="0" w:name="_Toc239162554"/>
       <w:r>
         <w:lastRenderedPageBreak/>
         <w:t>Introduction</w:t>
@@ -974,10 +984,7 @@
       </w:r>
       <w:proofErr w:type="spellEnd"/>
       <w:r>
-        <w:t xml:space="preserve"> that exercises the system under realistic concurrent load, and a test suite that validates correctness rather than merely assuming it. Throughout, the guiding principle is to encapsulate synchronisation inside the class, so that client code calling deposit or withdraw never needs to reason about locking itself, since thread safety is a property of the object, not a discipline imposed on every caller</w:t>
-      </w:r>
-      <w:r>
-        <w:t xml:space="preserve"> </w:t>
+        <w:t xml:space="preserve"> that exercises the system under realistic concurrent load, and a test suite that validates correctness rather than merely assuming it. Throughout, the guiding principle is to encapsulate synchronisation inside the class, so that client code calling deposit or withdraw never needs to reason about locking itself, since thread safety is a property of the object, not a discipline imposed on every caller </w:t>
       </w:r>
       <w:sdt>
         <w:sdtPr>
@@ -1048,7 +1055,7 @@
       <w:pPr>
         <w:pStyle w:val="Heading1"/>
       </w:pPr>
-      <w:bookmarkStart w:id="1" w:name="_Toc239146028"/>
+      <w:bookmarkStart w:id="1" w:name="_Toc239162555"/>
       <w:r>
         <w:lastRenderedPageBreak/>
         <w:t>Bank Account Class</w:t>
@@ -1077,10 +1084,7 @@
         <w:fldChar w:fldCharType="separate"/>
       </w:r>
       <w:r>
-        <w:t xml:space="preserve">Appendix A: </w:t>
-      </w:r>
-      <w:r>
-        <w:t xml:space="preserve">The </w:t>
+        <w:t xml:space="preserve">Appendix A: The </w:t>
       </w:r>
       <w:proofErr w:type="spellStart"/>
       <w:r>
@@ -1104,10 +1108,7 @@
     </w:p>
     <w:p>
       <w:r>
-        <w:t>The balance attribute is prefixed with an underscore to signal it is not part of the public interface, and access to it is deliberately restricted to methods that go through the lock. This applies the encapsulation principle covered earlier in the module: hiding shared mutable state behind controlled methods is not just good object-oriented practice in general, it is the mechanism that makes thread safety enforceable in the first place</w:t>
-      </w:r>
-      <w:r>
-        <w:t xml:space="preserve"> </w:t>
+        <w:t xml:space="preserve">The balance attribute is prefixed with an underscore to signal it is not part of the public interface, and access to it is deliberately restricted to methods that go through the lock. This applies the encapsulation principle covered earlier in the module: hiding shared mutable state behind controlled methods is not just good object-oriented practice in general, it is the mechanism that makes thread safety enforceable in the first place </w:t>
       </w:r>
       <w:sdt>
         <w:sdtPr>
@@ -1214,13 +1215,7 @@
         <w:t>.</w:t>
       </w:r>
       <w:r>
-        <w:t xml:space="preserve"> </w:t>
-      </w:r>
-      <w:r>
-        <w:t>This distinction between instruction-level and logical-level atomicity is a recurring source of concurrency bugs across languages, not just Python, and is a central theme in</w:t>
-      </w:r>
-      <w:r>
-        <w:t xml:space="preserve"> </w:t>
+        <w:t xml:space="preserve"> This distinction between instruction-level and logical-level atomicity is a recurring source of concurrency bugs across languages, not just Python, and is a central theme in </w:t>
       </w:r>
       <w:sdt>
         <w:sdtPr>
@@ -1265,7 +1260,7 @@
       <w:pPr>
         <w:pStyle w:val="Heading1"/>
       </w:pPr>
-      <w:bookmarkStart w:id="2" w:name="_Toc239146029"/>
+      <w:bookmarkStart w:id="2" w:name="_Toc239162556"/>
       <w:r>
         <w:lastRenderedPageBreak/>
         <w:t>Simulating Concurrent Transactions</w:t>
@@ -1282,10 +1277,7 @@
       </w:r>
       <w:proofErr w:type="spellEnd"/>
       <w:r>
-        <w:t xml:space="preserve"> class, shown in full in</w:t>
-      </w:r>
-      <w:r>
-        <w:t xml:space="preserve"> </w:t>
+        <w:t xml:space="preserve"> class, shown in full in </w:t>
       </w:r>
       <w:r>
         <w:fldChar w:fldCharType="begin"/>
@@ -1311,10 +1303,7 @@
         <w:fldChar w:fldCharType="end"/>
       </w:r>
       <w:r>
-        <w:t>, models multiple users performing deposits and withdrawals on the same account concurrently, using one thread per simulated user, following the general pattern for spawning and joining worker threads described in</w:t>
-      </w:r>
-      <w:r>
-        <w:t xml:space="preserve"> </w:t>
+        <w:t xml:space="preserve">, models multiple users performing deposits and withdrawals on the same account concurrently, using one thread per simulated user, following the general pattern for spawning and joining worker threads described in </w:t>
       </w:r>
       <w:sdt>
         <w:sdtPr>
@@ -1357,7 +1346,7 @@
       <w:pPr>
         <w:pStyle w:val="Heading1"/>
       </w:pPr>
-      <w:bookmarkStart w:id="3" w:name="_Toc239146030"/>
+      <w:bookmarkStart w:id="3" w:name="_Toc239162557"/>
       <w:r>
         <w:lastRenderedPageBreak/>
         <w:t>Deadlock Prevention: Transfers Between Accounts</w:t>
@@ -1366,7 +1355,15 @@
     </w:p>
     <w:p>
       <w:r>
-        <w:t>The riskiest operation in any multi-account system is a transfer, because it requires locking two accounts at once. If Thread A transfers from Account 1 to Account 2 while Thread B simultaneously transfers from Account 2 to Account 1, and each thread naively locks its "from" account first, both threads can end up holding one lock while waiting forever for the other: the classic deadlock</w:t>
+        <w:t xml:space="preserve">A transfer is the one operation in this system that touches two accounts at once, which is exactly the situation deadlock thrives in. Picture two transfers running at once in opposite directions: one thread paying from account 1 into account 2, another paying from account 2 into account 1. If each thread simply claims the lock on whichever </w:t>
+      </w:r>
+      <w:proofErr w:type="gramStart"/>
+      <w:r>
+        <w:t>account</w:t>
+      </w:r>
+      <w:proofErr w:type="gramEnd"/>
+      <w:r>
+        <w:t xml:space="preserve"> it is paying out of first, both can succeed in claiming their first lock and then stall forever waiting on the second, since neither will ever release what it already holds</w:t>
       </w:r>
       <w:r>
         <w:t xml:space="preserve"> </w:t>
@@ -1407,25 +1404,35 @@
     </w:p>
     <w:p>
       <w:r>
-        <w:t xml:space="preserve">The standard solution is </w:t>
-      </w:r>
-      <w:proofErr w:type="gramStart"/>
-      <w:r>
-        <w:t>lock</w:t>
-      </w:r>
-      <w:proofErr w:type="gramEnd"/>
-      <w:r>
-        <w:t xml:space="preserve"> ordering: always acquire locks in a globally consistent order, regardless of which account is the "from" and which is the "to</w:t>
-      </w:r>
-      <w:r>
-        <w:t>"</w:t>
+        <w:t>This implementation avoids that outcome by refusing to let the direction of a transfer decide the locking order. In the transfer function shown in full in</w:t>
+      </w:r>
+      <w:r>
+        <w:t xml:space="preserve"> </w:t>
+      </w:r>
+      <w:r>
+        <w:fldChar w:fldCharType="begin"/>
+      </w:r>
+      <w:r>
+        <w:instrText xml:space="preserve"> REF _Ref239145098 \h </w:instrText>
+      </w:r>
+      <w:r>
+        <w:fldChar w:fldCharType="separate"/>
+      </w:r>
+      <w:r>
+        <w:t>Appendix C: The transfer Function</w:t>
+      </w:r>
+      <w:r>
+        <w:fldChar w:fldCharType="end"/>
+      </w:r>
+      <w:r>
+        <w:t>, the two accounts involved are sorted by account number before either lock is touched, so whichever has the lower number is always locked first, regardless of whether it is the source or the destination of that particular transfer. Because every thread follows this same rule, two threads transferring between the same pair of accounts can never end up wanting each other's lock at the same time, since one is always first in the queue for both. This is the lock-ordering technique described by</w:t>
       </w:r>
       <w:r>
         <w:t xml:space="preserve"> </w:t>
       </w:r>
       <w:sdt>
         <w:sdtPr>
-          <w:id w:val="-1404211212"/>
+          <w:id w:val="74097921"/>
           <w:citation/>
         </w:sdtPr>
         <w:sdtContent>
@@ -1454,39 +1461,24 @@
         </w:sdtContent>
       </w:sdt>
       <w:r>
-        <w:t xml:space="preserve">. </w:t>
-      </w:r>
-      <w:r>
-        <w:fldChar w:fldCharType="begin"/>
-      </w:r>
-      <w:r>
-        <w:instrText xml:space="preserve"> REF _Ref239145098 \h </w:instrText>
-      </w:r>
-      <w:r>
-        <w:fldChar w:fldCharType="separate"/>
-      </w:r>
-      <w:r>
-        <w:t xml:space="preserve">Appendix C: </w:t>
-      </w:r>
-      <w:r>
-        <w:t>The transfer Function</w:t>
-      </w:r>
-      <w:r>
-        <w:fldChar w:fldCharType="end"/>
-      </w:r>
-      <w:r>
-        <w:t xml:space="preserve"> </w:t>
-      </w:r>
-      <w:r>
-        <w:t>uses each account's account number as the ordering key, guaranteeing that any two threads transferring between the same pair of accounts will always attempt to acquire the locks in the same sequence, making the circular-wait condition required for deadlock impossible.</w:t>
-      </w:r>
-    </w:p>
-    <w:p>
-      <w:r>
-        <w:t>This function locks both accounts for the duration of the transfer, in ascending order of account number, before calling withdraw and deposit. Note that withdraw and deposit still acquire their own internal locks; since the lock type used is not re-entrant, this implementation would deadlock against itself on a single thread trying to re-acquire a lock it already holds. In a production system this would be addressed with a re-entrant lock in place of the standard lock, or by refactoring withdraw and deposit to expose lock-free internal variants that transfer calls directly while already holding the lock. This trade-off is documented here explicitly, since code that happens to avoid the issue by luck of test ordering is arguably worse than code whose limitations are stated plainly.</w:t>
-      </w:r>
-    </w:p>
-    <w:p>
+        <w:t>, applied here to a single pair of accounts rather than the more general case of arbitrarily many shared resources</w:t>
+      </w:r>
+      <w:r>
+        <w:t>.</w:t>
+      </w:r>
+    </w:p>
+    <w:p>
+      <w:r>
+        <w:t xml:space="preserve">One consequence of this design is worth being explicit about. The withdraw and deposit methods each take out a lock on the account they are modifying, and transfer also holds that same lock for the whole operation before calling either method. An ordinary lock does not allow the thread already holding it to acquire it again, which would mean a thread locking itself out midway through its own transfer, the moment withdraw or deposit tried to take a lock the surrounding call already held. For this reason, the lock used throughout </w:t>
+      </w:r>
+      <w:proofErr w:type="spellStart"/>
+      <w:r>
+        <w:t>BankAccount</w:t>
+      </w:r>
+      <w:proofErr w:type="spellEnd"/>
+      <w:r>
+        <w:t xml:space="preserve"> is re-entrant rather than plain: the same thread may acquire it repeatedly, only becoming free once released the same number of times, keeping the outer locking in transfer compatible with the inner locking inside withdraw and deposit.</w:t>
+      </w:r>
       <w:r>
         <w:br w:type="page"/>
       </w:r>
@@ -1495,7 +1487,7 @@
       <w:pPr>
         <w:pStyle w:val="Heading1"/>
       </w:pPr>
-      <w:bookmarkStart w:id="4" w:name="_Toc239146031"/>
+      <w:bookmarkStart w:id="4" w:name="_Toc239162558"/>
       <w:r>
         <w:lastRenderedPageBreak/>
         <w:t>Testing and Validation</w:t>
@@ -1512,10 +1504,7 @@
       </w:r>
       <w:proofErr w:type="gramEnd"/>
       <w:r>
-        <w:t xml:space="preserve"> is a well-established strategy for exposing intermittent faults of this kind</w:t>
-      </w:r>
-      <w:r>
-        <w:t xml:space="preserve"> </w:t>
+        <w:t xml:space="preserve"> is a well-established strategy for exposing intermittent faults of this kind </w:t>
       </w:r>
       <w:sdt>
         <w:sdtPr>
@@ -1560,19 +1549,13 @@
         <w:fldChar w:fldCharType="separate"/>
       </w:r>
       <w:r>
-        <w:t xml:space="preserve">Appendix D: </w:t>
-      </w:r>
-      <w:r>
-        <w:t>Test Suite</w:t>
+        <w:t>Appendix D: Test Suite</w:t>
       </w:r>
       <w:r>
         <w:fldChar w:fldCharType="end"/>
       </w:r>
       <w:r>
-        <w:t xml:space="preserve"> </w:t>
-      </w:r>
-      <w:r>
-        <w:t xml:space="preserve">uses Python's </w:t>
+        <w:t xml:space="preserve"> uses Python's </w:t>
       </w:r>
       <w:proofErr w:type="spellStart"/>
       <w:r>
@@ -1608,7 +1591,7 @@
       <w:pPr>
         <w:pStyle w:val="Heading1"/>
       </w:pPr>
-      <w:bookmarkStart w:id="5" w:name="_Toc239146032"/>
+      <w:bookmarkStart w:id="5" w:name="_Toc239162559"/>
       <w:r>
         <w:t>Conclusion</w:t>
       </w:r>
@@ -1624,12 +1607,12 @@
       </w:r>
       <w:proofErr w:type="spellEnd"/>
       <w:r>
-        <w:t xml:space="preserve"> instance to eliminate race conditions on individual account operations, using consistent lock ordering in the transfer function to eliminate deadlocks between accounts, and validating both properties with concurrency-heavy automated tests rather than manual inspection. The design favours a per-account lock over a single global lock, since the latter would serialise every transaction system-wide and defeat the purpose of using threads at all. This is a small but meaningful example of how a synchronisation strategy can be technically correct while still being a poor design choice if it does not also consider performance under realistic load.</w:t>
-      </w:r>
-    </w:p>
-    <w:p>
-      <w:r>
-        <w:t>The main limitation acknowledged above, the non-re-entrant lock interaction between the transfer function and the account methods it calls, illustrates a broader lesson: thread safety is rarely solved once and forgotten, but requires each new operation to be checked against the locking strategy already in place. A method that is individually correct in isolation, such as withdraw, can still introduce a deadlock once composed with another locking operation, such as transfer. Future extensions, for example an audit log on every transaction, or interest calculated periodically across accounts, would each need to be evaluated against the same question: does this new operation acquire locks in an order consistent with everything else that touches shared state? Treating that as a standing design constraint, rather than a one-off fix, is what would keep the system correct as it grows.</w:t>
+        <w:t xml:space="preserve"> instance to eliminate race conditions on individual account operations, using consistent lock ordering in transfer to eliminate deadlocks between accounts, and validating both properties with concurrency-heavy automated tests rather than manual inspection. The design favours a per-account lock over a single global lock, since the latter would serialise every transaction system-wide and defeat the purpose of using threads at all: a small but meaningful example of a synchronisation strategy that can be technically correct while still a poor choice if it ignores performance under realistic load.</w:t>
+      </w:r>
+    </w:p>
+    <w:p>
+      <w:r>
+        <w:t>The design choice to use a re-entrant lock, rather than a plain one, illustrates a broader lesson: thread safety is rarely solved once and forgotten, but requires each new operation to be checked against the locking strategy already in place. A method that is individually correct in isolation, such as withdraw, can still deadlock once composed with another locking operation, such as transfer, unless the underlying lock is chosen with that composition in mind. Future extensions, such as an audit log or periodic interest, would each need the same question asked: does this new operation acquire locks in an order, and of a type, consistent with everything else that touches shared state? Treating that as a standing design constraint, rather than a one-off fix, is what would keep the system correct as it grows.</w:t>
       </w:r>
     </w:p>
     <w:p/>
@@ -1641,23 +1624,21 @@
         <w:br w:type="page"/>
       </w:r>
     </w:p>
-    <w:bookmarkStart w:id="6" w:name="_Toc239146033" w:displacedByCustomXml="next"/>
+    <w:bookmarkStart w:id="6" w:name="_Toc239162560" w:displacedByCustomXml="next"/>
     <w:sdt>
       <w:sdtPr>
+        <w:rPr>
+          <w:rFonts w:asciiTheme="minorHAnsi" w:eastAsiaTheme="minorHAnsi" w:hAnsiTheme="minorHAnsi" w:cstheme="minorBidi"/>
+          <w:color w:val="auto"/>
+          <w:sz w:val="24"/>
+          <w:szCs w:val="24"/>
+        </w:rPr>
         <w:id w:val="-1697076842"/>
         <w:docPartObj>
           <w:docPartGallery w:val="Bibliographies"/>
           <w:docPartUnique/>
         </w:docPartObj>
       </w:sdtPr>
-      <w:sdtEndPr>
-        <w:rPr>
-          <w:rFonts w:asciiTheme="minorHAnsi" w:eastAsiaTheme="minorHAnsi" w:hAnsiTheme="minorHAnsi" w:cstheme="minorBidi"/>
-          <w:color w:val="auto"/>
-          <w:sz w:val="24"/>
-          <w:szCs w:val="24"/>
-        </w:rPr>
-      </w:sdtEndPr>
       <w:sdtContent>
         <w:p>
           <w:pPr>
@@ -1850,7 +1831,7 @@
                 <w:rPr>
                   <w:noProof/>
                 </w:rPr>
-                <w:t>2nd ed. Berkley, CA: Apress.</w:t>
+                <w:t>2nd ed. Berkeley, CA: Apress.</w:t>
               </w:r>
             </w:p>
             <w:p>
@@ -1962,13 +1943,10 @@
         <w:pStyle w:val="Heading1"/>
       </w:pPr>
       <w:bookmarkStart w:id="7" w:name="_Ref239145057"/>
-      <w:bookmarkStart w:id="8" w:name="_Toc239146034"/>
+      <w:bookmarkStart w:id="8" w:name="_Toc239162561"/>
       <w:r>
         <w:lastRenderedPageBreak/>
-        <w:t xml:space="preserve">Appendix A: </w:t>
-      </w:r>
-      <w:r>
-        <w:t xml:space="preserve">The </w:t>
+        <w:t xml:space="preserve">Appendix A: The </w:t>
       </w:r>
       <w:proofErr w:type="spellStart"/>
       <w:r>
@@ -2008,12 +1986,7 @@
     </w:p>
     <w:p>
       <w:r>
-        <w:t xml:space="preserve">    """Raised when a withdrawal or transfer exceeds the available balance."""</w:t>
-      </w:r>
-    </w:p>
-    <w:p>
-      <w:r>
-        <w:t xml:space="preserve">    pass</w:t>
+        <w:t xml:space="preserve">    """Raised when a withdrawal or transfer would take a balance below zero."""</w:t>
       </w:r>
     </w:p>
     <w:p/>
@@ -2033,6 +2006,12 @@
     </w:p>
     <w:p>
       <w:r>
+        <w:t xml:space="preserve">    """A single bank account that can be used safely by multiple threads at once."""</w:t>
+      </w:r>
+    </w:p>
+    <w:p/>
+    <w:p>
+      <w:r>
         <w:t xml:space="preserve">    def __</w:t>
       </w:r>
       <w:proofErr w:type="spellStart"/>
@@ -2070,6 +2049,45 @@
     </w:p>
     <w:p>
       <w:r>
+        <w:t xml:space="preserve">        if </w:t>
+      </w:r>
+      <w:proofErr w:type="spellStart"/>
+      <w:r>
+        <w:t>initial_balance</w:t>
+      </w:r>
+      <w:proofErr w:type="spellEnd"/>
+      <w:r>
+        <w:t xml:space="preserve"> &lt; 0:</w:t>
+      </w:r>
+    </w:p>
+    <w:p>
+      <w:r>
+        <w:t xml:space="preserve">            raise </w:t>
+      </w:r>
+      <w:proofErr w:type="spellStart"/>
+      <w:proofErr w:type="gramStart"/>
+      <w:r>
+        <w:t>ValueError</w:t>
+      </w:r>
+      <w:proofErr w:type="spellEnd"/>
+      <w:r>
+        <w:t>(</w:t>
+      </w:r>
+      <w:proofErr w:type="gramEnd"/>
+      <w:r>
+        <w:t>"</w:t>
+      </w:r>
+      <w:proofErr w:type="spellStart"/>
+      <w:r>
+        <w:t>initial_balance</w:t>
+      </w:r>
+      <w:proofErr w:type="spellEnd"/>
+      <w:r>
+        <w:t xml:space="preserve"> cannot be negative")</w:t>
+      </w:r>
+    </w:p>
+    <w:p>
+      <w:r>
         <w:t xml:space="preserve">        </w:t>
       </w:r>
       <w:proofErr w:type="spellStart"/>
@@ -2134,7 +2152,7 @@
       <w:proofErr w:type="spellStart"/>
       <w:proofErr w:type="gramStart"/>
       <w:r>
-        <w:t>threading.Lock</w:t>
+        <w:t>threading.RLock</w:t>
       </w:r>
       <w:proofErr w:type="spellEnd"/>
       <w:proofErr w:type="gramEnd"/>
@@ -2145,6 +2163,46 @@
     <w:p/>
     <w:p>
       <w:r>
+        <w:t xml:space="preserve">    def _</w:t>
+      </w:r>
+      <w:proofErr w:type="spellStart"/>
+      <w:r>
+        <w:t>check_positive_</w:t>
+      </w:r>
+      <w:proofErr w:type="gramStart"/>
+      <w:r>
+        <w:t>amount</w:t>
+      </w:r>
+      <w:proofErr w:type="spellEnd"/>
+      <w:r>
+        <w:t>(</w:t>
+      </w:r>
+      <w:proofErr w:type="gramEnd"/>
+      <w:r>
+        <w:t>self, amount, action):</w:t>
+      </w:r>
+    </w:p>
+    <w:p>
+      <w:r>
+        <w:t xml:space="preserve">        if amount &lt;= 0:</w:t>
+      </w:r>
+    </w:p>
+    <w:p>
+      <w:r>
+        <w:t xml:space="preserve">            raise </w:t>
+      </w:r>
+      <w:proofErr w:type="spellStart"/>
+      <w:r>
+        <w:t>ValueError</w:t>
+      </w:r>
+      <w:proofErr w:type="spellEnd"/>
+      <w:r>
+        <w:t>(f"{action} amount must be greater than zero")</w:t>
+      </w:r>
+    </w:p>
+    <w:p/>
+    <w:p>
+      <w:r>
         <w:t xml:space="preserve">    def </w:t>
       </w:r>
       <w:proofErr w:type="gramStart"/>
@@ -2158,17 +2216,20 @@
     </w:p>
     <w:p>
       <w:r>
-        <w:t xml:space="preserve">        if amount &lt;= 0:</w:t>
-      </w:r>
-    </w:p>
-    <w:p>
-      <w:r>
-        <w:t xml:space="preserve">            raise </w:t>
-      </w:r>
-      <w:proofErr w:type="spellStart"/>
-      <w:proofErr w:type="gramStart"/>
-      <w:r>
-        <w:t>ValueError</w:t>
+        <w:t xml:space="preserve">        </w:t>
+      </w:r>
+      <w:proofErr w:type="gramStart"/>
+      <w:r>
+        <w:t>self._</w:t>
+      </w:r>
+      <w:proofErr w:type="spellStart"/>
+      <w:proofErr w:type="gramEnd"/>
+      <w:r>
+        <w:t>check_positive_</w:t>
+      </w:r>
+      <w:proofErr w:type="gramStart"/>
+      <w:r>
+        <w:t>amount</w:t>
       </w:r>
       <w:proofErr w:type="spellEnd"/>
       <w:r>
@@ -2176,7 +2237,7 @@
       </w:r>
       <w:proofErr w:type="gramEnd"/>
       <w:r>
-        <w:t>"Deposit amount must be positive")</w:t>
+        <w:t>amount, "Deposit")</w:t>
       </w:r>
     </w:p>
     <w:p>
@@ -2231,17 +2292,21 @@
     </w:p>
     <w:p>
       <w:r>
-        <w:t xml:space="preserve">        if amount &lt;= 0:</w:t>
-      </w:r>
-    </w:p>
-    <w:p>
-      <w:r>
-        <w:t xml:space="preserve">            raise </w:t>
-      </w:r>
-      <w:proofErr w:type="spellStart"/>
-      <w:proofErr w:type="gramStart"/>
-      <w:r>
-        <w:t>ValueError</w:t>
+        <w:lastRenderedPageBreak/>
+        <w:t xml:space="preserve">        </w:t>
+      </w:r>
+      <w:proofErr w:type="gramStart"/>
+      <w:r>
+        <w:t>self._</w:t>
+      </w:r>
+      <w:proofErr w:type="spellStart"/>
+      <w:proofErr w:type="gramEnd"/>
+      <w:r>
+        <w:t>check_positive_</w:t>
+      </w:r>
+      <w:proofErr w:type="gramStart"/>
+      <w:r>
+        <w:t>amount</w:t>
       </w:r>
       <w:proofErr w:type="spellEnd"/>
       <w:r>
@@ -2249,7 +2314,7 @@
       </w:r>
       <w:proofErr w:type="gramEnd"/>
       <w:r>
-        <w:t>"Withdrawal amount must be positive")</w:t>
+        <w:t>amount, "Withdrawal")</w:t>
       </w:r>
     </w:p>
     <w:p>
@@ -2290,6 +2355,21 @@
     </w:p>
     <w:p>
       <w:r>
+        <w:t xml:space="preserve">                shortfall = amount - </w:t>
+      </w:r>
+      <w:proofErr w:type="spellStart"/>
+      <w:proofErr w:type="gramStart"/>
+      <w:r>
+        <w:t>self._</w:t>
+      </w:r>
+      <w:proofErr w:type="gramEnd"/>
+      <w:r>
+        <w:t>balance</w:t>
+      </w:r>
+      <w:proofErr w:type="spellEnd"/>
+    </w:p>
+    <w:p>
+      <w:r>
         <w:t xml:space="preserve">                raise </w:t>
       </w:r>
       <w:proofErr w:type="spellStart"/>
@@ -2326,13 +2406,20 @@
       </w:r>
       <w:proofErr w:type="spellEnd"/>
       <w:r>
-        <w:t>}: insufficient funds "</w:t>
-      </w:r>
-    </w:p>
-    <w:p>
-      <w:r>
-        <w:lastRenderedPageBreak/>
-        <w:t xml:space="preserve">                    f"(balance £{</w:t>
+        <w:t>} is short by £{shortfall} "</w:t>
+      </w:r>
+    </w:p>
+    <w:p>
+      <w:r>
+        <w:t xml:space="preserve">                    </w:t>
+      </w:r>
+      <w:proofErr w:type="spellStart"/>
+      <w:r>
+        <w:t>f"for</w:t>
+      </w:r>
+      <w:proofErr w:type="spellEnd"/>
+      <w:r>
+        <w:t xml:space="preserve"> this withdrawal (balance: £{</w:t>
       </w:r>
       <w:proofErr w:type="spellStart"/>
       <w:proofErr w:type="gramStart"/>
@@ -2345,7 +2432,7 @@
       </w:r>
       <w:proofErr w:type="spellEnd"/>
       <w:r>
-        <w:t>}, requested £{amount})"</w:t>
+        <w:t>})"</w:t>
       </w:r>
     </w:p>
     <w:p>
@@ -2417,8 +2504,6 @@
         <w:t>balance</w:t>
       </w:r>
       <w:proofErr w:type="spellEnd"/>
-    </w:p>
-    <w:p>
       <w:r>
         <w:br w:type="page"/>
       </w:r>
@@ -2428,7 +2513,7 @@
         <w:pStyle w:val="Heading1"/>
       </w:pPr>
       <w:bookmarkStart w:id="9" w:name="_Ref239145080"/>
-      <w:bookmarkStart w:id="10" w:name="_Toc239146035"/>
+      <w:bookmarkStart w:id="10" w:name="_Toc239162562"/>
       <w:r>
         <w:lastRenderedPageBreak/>
         <w:t xml:space="preserve">Appendix B: The </w:t>
@@ -2451,6 +2536,11 @@
     </w:p>
     <w:p>
       <w:r>
+        <w:t>import threading</w:t>
+      </w:r>
+    </w:p>
+    <w:p>
+      <w:r>
         <w:t>import time</w:t>
       </w:r>
     </w:p>
@@ -2471,6 +2561,28 @@
     </w:p>
     <w:p>
       <w:r>
+        <w:t xml:space="preserve">    """Drives concurrent, randomised deposit and withdrawal activity against one account."""</w:t>
+      </w:r>
+    </w:p>
+    <w:p/>
+    <w:p>
+      <w:r>
+        <w:t xml:space="preserve">    MIN_TRANSACTION_AMOUNT = 1</w:t>
+      </w:r>
+    </w:p>
+    <w:p>
+      <w:r>
+        <w:t xml:space="preserve">    MAX_TRANSACTION_AMOUNT = 50</w:t>
+      </w:r>
+    </w:p>
+    <w:p>
+      <w:r>
+        <w:t xml:space="preserve">    SIMULATED_LATENCY_SECONDS = 0.001</w:t>
+      </w:r>
+    </w:p>
+    <w:p/>
+    <w:p>
+      <w:r>
         <w:t xml:space="preserve">    def __</w:t>
       </w:r>
       <w:proofErr w:type="spellStart"/>
@@ -2516,6 +2628,174 @@
     <w:p/>
     <w:p>
       <w:r>
+        <w:t xml:space="preserve">    def _</w:t>
+      </w:r>
+      <w:proofErr w:type="spellStart"/>
+      <w:r>
+        <w:t>perform_random_transaction</w:t>
+      </w:r>
+      <w:proofErr w:type="spellEnd"/>
+      <w:r>
+        <w:t>(self):</w:t>
+      </w:r>
+    </w:p>
+    <w:p>
+      <w:r>
+        <w:t xml:space="preserve">        amount = </w:t>
+      </w:r>
+      <w:proofErr w:type="spellStart"/>
+      <w:proofErr w:type="gramStart"/>
+      <w:r>
+        <w:t>random.randint</w:t>
+      </w:r>
+      <w:proofErr w:type="spellEnd"/>
+      <w:proofErr w:type="gramEnd"/>
+      <w:r>
+        <w:t>(</w:t>
+      </w:r>
+      <w:proofErr w:type="spellStart"/>
+      <w:r>
+        <w:t>self.MIN_TRANSACTION_AMOUNT</w:t>
+      </w:r>
+      <w:proofErr w:type="spellEnd"/>
+      <w:r>
+        <w:t xml:space="preserve">, </w:t>
+      </w:r>
+      <w:proofErr w:type="spellStart"/>
+      <w:r>
+        <w:t>self.MAX_TRANSACTION_AMOUNT</w:t>
+      </w:r>
+      <w:proofErr w:type="spellEnd"/>
+      <w:r>
+        <w:t>)</w:t>
+      </w:r>
+    </w:p>
+    <w:p>
+      <w:r>
+        <w:t xml:space="preserve">        action = </w:t>
+      </w:r>
+      <w:proofErr w:type="spellStart"/>
+      <w:proofErr w:type="gramStart"/>
+      <w:r>
+        <w:t>random.choice</w:t>
+      </w:r>
+      <w:proofErr w:type="spellEnd"/>
+      <w:proofErr w:type="gramEnd"/>
+      <w:r>
+        <w:t>(["deposit", "withdraw"])</w:t>
+      </w:r>
+    </w:p>
+    <w:p/>
+    <w:p>
+      <w:r>
+        <w:t xml:space="preserve">        if action == "deposit":</w:t>
+      </w:r>
+    </w:p>
+    <w:p>
+      <w:r>
+        <w:t xml:space="preserve">            </w:t>
+      </w:r>
+      <w:proofErr w:type="spellStart"/>
+      <w:proofErr w:type="gramStart"/>
+      <w:r>
+        <w:t>self.account</w:t>
+      </w:r>
+      <w:proofErr w:type="gramEnd"/>
+      <w:r>
+        <w:t>.deposit</w:t>
+      </w:r>
+      <w:proofErr w:type="spellEnd"/>
+      <w:r>
+        <w:t>(amount)</w:t>
+      </w:r>
+    </w:p>
+    <w:p>
+      <w:r>
+        <w:t xml:space="preserve">        else:</w:t>
+      </w:r>
+    </w:p>
+    <w:p>
+      <w:r>
+        <w:t xml:space="preserve">            try:</w:t>
+      </w:r>
+    </w:p>
+    <w:p>
+      <w:r>
+        <w:t xml:space="preserve">                </w:t>
+      </w:r>
+      <w:proofErr w:type="spellStart"/>
+      <w:proofErr w:type="gramStart"/>
+      <w:r>
+        <w:t>self.account</w:t>
+      </w:r>
+      <w:proofErr w:type="gramEnd"/>
+      <w:r>
+        <w:t>.withdraw</w:t>
+      </w:r>
+      <w:proofErr w:type="spellEnd"/>
+      <w:r>
+        <w:t>(amount)</w:t>
+      </w:r>
+    </w:p>
+    <w:p>
+      <w:r>
+        <w:t xml:space="preserve">            except </w:t>
+      </w:r>
+      <w:proofErr w:type="spellStart"/>
+      <w:r>
+        <w:t>InsufficientFundsError</w:t>
+      </w:r>
+      <w:proofErr w:type="spellEnd"/>
+      <w:r>
+        <w:t>:</w:t>
+      </w:r>
+    </w:p>
+    <w:p>
+      <w:r>
+        <w:lastRenderedPageBreak/>
+        <w:t xml:space="preserve">                </w:t>
+      </w:r>
+      <w:proofErr w:type="gramStart"/>
+      <w:r>
+        <w:t>pass  #</w:t>
+      </w:r>
+      <w:proofErr w:type="gramEnd"/>
+      <w:r>
+        <w:t xml:space="preserve"> a declined withdrawal under contention is expected, not a bug</w:t>
+      </w:r>
+    </w:p>
+    <w:p/>
+    <w:p>
+      <w:r>
+        <w:t xml:space="preserve">        </w:t>
+      </w:r>
+      <w:proofErr w:type="spellStart"/>
+      <w:proofErr w:type="gramStart"/>
+      <w:r>
+        <w:t>time.sleep</w:t>
+      </w:r>
+      <w:proofErr w:type="spellEnd"/>
+      <w:proofErr w:type="gramEnd"/>
+      <w:r>
+        <w:t>(</w:t>
+      </w:r>
+      <w:proofErr w:type="spellStart"/>
+      <w:proofErr w:type="gramStart"/>
+      <w:r>
+        <w:t>self.SIMULATED</w:t>
+      </w:r>
+      <w:proofErr w:type="gramEnd"/>
+      <w:r>
+        <w:t>_LATENCY_SECONDS</w:t>
+      </w:r>
+      <w:proofErr w:type="spellEnd"/>
+      <w:r>
+        <w:t>)</w:t>
+      </w:r>
+    </w:p>
+    <w:p/>
+    <w:p>
+      <w:r>
         <w:t xml:space="preserve">    def </w:t>
       </w:r>
       <w:proofErr w:type="spellStart"/>
@@ -2566,87 +2846,160 @@
     </w:p>
     <w:p>
       <w:r>
-        <w:t xml:space="preserve">            amount = </w:t>
-      </w:r>
-      <w:proofErr w:type="spellStart"/>
-      <w:proofErr w:type="gramStart"/>
-      <w:r>
-        <w:t>random.randint</w:t>
-      </w:r>
-      <w:proofErr w:type="spellEnd"/>
-      <w:proofErr w:type="gramEnd"/>
-      <w:r>
-        <w:t>(1, 50)</w:t>
-      </w:r>
-    </w:p>
-    <w:p>
-      <w:r>
-        <w:t xml:space="preserve">            if </w:t>
-      </w:r>
-      <w:proofErr w:type="spellStart"/>
-      <w:proofErr w:type="gramStart"/>
-      <w:r>
-        <w:t>random.random</w:t>
-      </w:r>
-      <w:proofErr w:type="spellEnd"/>
-      <w:proofErr w:type="gramEnd"/>
-      <w:r>
-        <w:t>() &lt; 0.5:</w:t>
-      </w:r>
-    </w:p>
-    <w:p>
-      <w:r>
-        <w:t xml:space="preserve">                </w:t>
-      </w:r>
-      <w:proofErr w:type="spellStart"/>
-      <w:proofErr w:type="gramStart"/>
-      <w:r>
-        <w:t>self.account</w:t>
-      </w:r>
-      <w:proofErr w:type="gramEnd"/>
-      <w:r>
-        <w:t>.deposit</w:t>
-      </w:r>
-      <w:proofErr w:type="spellEnd"/>
-      <w:r>
-        <w:t>(amount)</w:t>
-      </w:r>
-    </w:p>
-    <w:p>
-      <w:r>
-        <w:t xml:space="preserve">            else:</w:t>
-      </w:r>
-    </w:p>
-    <w:p>
-      <w:r>
-        <w:t xml:space="preserve">                try:</w:t>
-      </w:r>
-    </w:p>
-    <w:p>
-      <w:r>
-        <w:t xml:space="preserve">                    </w:t>
-      </w:r>
-      <w:proofErr w:type="spellStart"/>
-      <w:proofErr w:type="gramStart"/>
-      <w:r>
-        <w:t>self.account</w:t>
-      </w:r>
-      <w:proofErr w:type="gramEnd"/>
-      <w:r>
-        <w:t>.withdraw</w:t>
-      </w:r>
-      <w:proofErr w:type="spellEnd"/>
-      <w:r>
-        <w:t>(amount)</w:t>
-      </w:r>
-    </w:p>
-    <w:p>
-      <w:r>
-        <w:t xml:space="preserve">                except </w:t>
-      </w:r>
-      <w:proofErr w:type="spellStart"/>
-      <w:r>
-        <w:t>InsufficientFundsError</w:t>
+        <w:t xml:space="preserve">            </w:t>
+      </w:r>
+      <w:proofErr w:type="gramStart"/>
+      <w:r>
+        <w:t>self._</w:t>
+      </w:r>
+      <w:proofErr w:type="spellStart"/>
+      <w:proofErr w:type="gramEnd"/>
+      <w:r>
+        <w:t>perform_random_</w:t>
+      </w:r>
+      <w:proofErr w:type="gramStart"/>
+      <w:r>
+        <w:t>transaction</w:t>
+      </w:r>
+      <w:proofErr w:type="spellEnd"/>
+      <w:r>
+        <w:t>(</w:t>
+      </w:r>
+      <w:proofErr w:type="gramEnd"/>
+      <w:r>
+        <w:t>)</w:t>
+      </w:r>
+    </w:p>
+    <w:p/>
+    <w:p>
+      <w:r>
+        <w:t xml:space="preserve">    def </w:t>
+      </w:r>
+      <w:proofErr w:type="gramStart"/>
+      <w:r>
+        <w:t>run(</w:t>
+      </w:r>
+      <w:proofErr w:type="gramEnd"/>
+      <w:r>
+        <w:t xml:space="preserve">self, </w:t>
+      </w:r>
+      <w:proofErr w:type="spellStart"/>
+      <w:r>
+        <w:t>num_users</w:t>
+      </w:r>
+      <w:proofErr w:type="spellEnd"/>
+      <w:r>
+        <w:t xml:space="preserve">=5, </w:t>
+      </w:r>
+      <w:proofErr w:type="spellStart"/>
+      <w:r>
+        <w:t>num_transactions</w:t>
+      </w:r>
+      <w:proofErr w:type="spellEnd"/>
+      <w:r>
+        <w:t>=10):</w:t>
+      </w:r>
+    </w:p>
+    <w:p>
+      <w:r>
+        <w:t xml:space="preserve">        </w:t>
+      </w:r>
+      <w:proofErr w:type="spellStart"/>
+      <w:r>
+        <w:t>user_threads</w:t>
+      </w:r>
+      <w:proofErr w:type="spellEnd"/>
+      <w:r>
+        <w:t xml:space="preserve"> = [</w:t>
+      </w:r>
+    </w:p>
+    <w:p>
+      <w:r>
+        <w:t xml:space="preserve">            </w:t>
+      </w:r>
+      <w:proofErr w:type="spellStart"/>
+      <w:proofErr w:type="gramStart"/>
+      <w:r>
+        <w:t>threading.Thread</w:t>
+      </w:r>
+      <w:proofErr w:type="spellEnd"/>
+      <w:proofErr w:type="gramEnd"/>
+      <w:r>
+        <w:t>(target=</w:t>
+      </w:r>
+      <w:proofErr w:type="spellStart"/>
+      <w:proofErr w:type="gramStart"/>
+      <w:r>
+        <w:t>self.simulate</w:t>
+      </w:r>
+      <w:proofErr w:type="gramEnd"/>
+      <w:r>
+        <w:t>_user</w:t>
+      </w:r>
+      <w:proofErr w:type="spellEnd"/>
+      <w:r>
+        <w:t xml:space="preserve">, </w:t>
+      </w:r>
+      <w:proofErr w:type="spellStart"/>
+      <w:r>
+        <w:t>args</w:t>
+      </w:r>
+      <w:proofErr w:type="spellEnd"/>
+      <w:proofErr w:type="gramStart"/>
+      <w:r>
+        <w:t>=(</w:t>
+      </w:r>
+      <w:proofErr w:type="spellStart"/>
+      <w:proofErr w:type="gramEnd"/>
+      <w:r>
+        <w:t>uid</w:t>
+      </w:r>
+      <w:proofErr w:type="spellEnd"/>
+      <w:r>
+        <w:t xml:space="preserve">, </w:t>
+      </w:r>
+      <w:proofErr w:type="spellStart"/>
+      <w:r>
+        <w:t>num_transactions</w:t>
+      </w:r>
+      <w:proofErr w:type="spellEnd"/>
+      <w:r>
+        <w:t>))</w:t>
+      </w:r>
+    </w:p>
+    <w:p>
+      <w:r>
+        <w:t xml:space="preserve">            for </w:t>
+      </w:r>
+      <w:proofErr w:type="spellStart"/>
+      <w:r>
+        <w:t>uid</w:t>
+      </w:r>
+      <w:proofErr w:type="spellEnd"/>
+      <w:r>
+        <w:t xml:space="preserve"> in range(</w:t>
+      </w:r>
+      <w:proofErr w:type="spellStart"/>
+      <w:r>
+        <w:t>num_users</w:t>
+      </w:r>
+      <w:proofErr w:type="spellEnd"/>
+      <w:r>
+        <w:t>)</w:t>
+      </w:r>
+    </w:p>
+    <w:p>
+      <w:r>
+        <w:t xml:space="preserve">        ]</w:t>
+      </w:r>
+    </w:p>
+    <w:p>
+      <w:r>
+        <w:t xml:space="preserve">        for thread in </w:t>
+      </w:r>
+      <w:proofErr w:type="spellStart"/>
+      <w:r>
+        <w:t>user_threads</w:t>
       </w:r>
       <w:proofErr w:type="spellEnd"/>
       <w:r>
@@ -2655,73 +3008,30 @@
     </w:p>
     <w:p>
       <w:r>
-        <w:t xml:space="preserve">                    </w:t>
-      </w:r>
-      <w:proofErr w:type="gramStart"/>
-      <w:r>
-        <w:t>pass  #</w:t>
-      </w:r>
-      <w:proofErr w:type="gramEnd"/>
-      <w:r>
-        <w:t xml:space="preserve"> expected under contention; not a bug</w:t>
-      </w:r>
-    </w:p>
-    <w:p>
-      <w:r>
         <w:t xml:space="preserve">            </w:t>
       </w:r>
       <w:proofErr w:type="spellStart"/>
       <w:proofErr w:type="gramStart"/>
       <w:r>
-        <w:t>time.sleep</w:t>
-      </w:r>
-      <w:proofErr w:type="spellEnd"/>
-      <w:proofErr w:type="gramEnd"/>
-      <w:r>
-        <w:t>(0.001</w:t>
-      </w:r>
-      <w:proofErr w:type="gramStart"/>
-      <w:r>
-        <w:t>)  #</w:t>
-      </w:r>
-      <w:proofErr w:type="gramEnd"/>
-      <w:r>
-        <w:t xml:space="preserve"> simulate processing latency</w:t>
-      </w:r>
-    </w:p>
-    <w:p/>
-    <w:p>
-      <w:r>
-        <w:t xml:space="preserve">    def </w:t>
-      </w:r>
-      <w:proofErr w:type="gramStart"/>
-      <w:r>
-        <w:t>run(</w:t>
-      </w:r>
-      <w:proofErr w:type="gramEnd"/>
-      <w:r>
-        <w:t xml:space="preserve">self, </w:t>
-      </w:r>
-      <w:proofErr w:type="spellStart"/>
-      <w:r>
-        <w:t>num_users</w:t>
-      </w:r>
-      <w:proofErr w:type="spellEnd"/>
-      <w:r>
-        <w:t xml:space="preserve">=5, </w:t>
-      </w:r>
-      <w:proofErr w:type="spellStart"/>
-      <w:r>
-        <w:t>num_transactions</w:t>
-      </w:r>
-      <w:proofErr w:type="spellEnd"/>
-      <w:r>
-        <w:t>=10):</w:t>
-      </w:r>
-    </w:p>
-    <w:p>
-      <w:r>
-        <w:t xml:space="preserve">        threads = [</w:t>
+        <w:t>thread.start</w:t>
+      </w:r>
+      <w:proofErr w:type="spellEnd"/>
+      <w:proofErr w:type="gramEnd"/>
+      <w:r>
+        <w:t>()</w:t>
+      </w:r>
+    </w:p>
+    <w:p>
+      <w:r>
+        <w:t xml:space="preserve">        for thread in </w:t>
+      </w:r>
+      <w:proofErr w:type="spellStart"/>
+      <w:r>
+        <w:t>user_threads</w:t>
+      </w:r>
+      <w:proofErr w:type="spellEnd"/>
+      <w:r>
+        <w:t>:</w:t>
       </w:r>
     </w:p>
     <w:p>
@@ -2731,121 +3041,13 @@
       <w:proofErr w:type="spellStart"/>
       <w:proofErr w:type="gramStart"/>
       <w:r>
-        <w:t>threading.Thread</w:t>
-      </w:r>
-      <w:proofErr w:type="spellEnd"/>
-      <w:proofErr w:type="gramEnd"/>
-      <w:r>
-        <w:t>(target=</w:t>
-      </w:r>
-      <w:proofErr w:type="spellStart"/>
-      <w:proofErr w:type="gramStart"/>
-      <w:r>
-        <w:t>self.simulate</w:t>
-      </w:r>
-      <w:proofErr w:type="gramEnd"/>
-      <w:r>
-        <w:t>_user</w:t>
-      </w:r>
-      <w:proofErr w:type="spellEnd"/>
-      <w:r>
-        <w:t xml:space="preserve">, </w:t>
-      </w:r>
-      <w:proofErr w:type="spellStart"/>
-      <w:r>
-        <w:t>args</w:t>
-      </w:r>
-      <w:proofErr w:type="spellEnd"/>
-      <w:proofErr w:type="gramStart"/>
-      <w:r>
-        <w:t>=(</w:t>
-      </w:r>
-      <w:proofErr w:type="spellStart"/>
-      <w:proofErr w:type="gramEnd"/>
-      <w:r>
-        <w:t>user_id</w:t>
-      </w:r>
-      <w:proofErr w:type="spellEnd"/>
-      <w:r>
-        <w:t xml:space="preserve">, </w:t>
-      </w:r>
-      <w:proofErr w:type="spellStart"/>
-      <w:r>
-        <w:t>num_transactions</w:t>
-      </w:r>
-      <w:proofErr w:type="spellEnd"/>
-      <w:r>
-        <w:t>))</w:t>
-      </w:r>
-    </w:p>
-    <w:p>
-      <w:r>
-        <w:t xml:space="preserve">            for </w:t>
-      </w:r>
-      <w:proofErr w:type="spellStart"/>
-      <w:r>
-        <w:t>user_id</w:t>
-      </w:r>
-      <w:proofErr w:type="spellEnd"/>
-      <w:r>
-        <w:t xml:space="preserve"> in range(</w:t>
-      </w:r>
-      <w:proofErr w:type="spellStart"/>
-      <w:r>
-        <w:t>num_users</w:t>
-      </w:r>
-      <w:proofErr w:type="spellEnd"/>
-      <w:r>
-        <w:t>)</w:t>
-      </w:r>
-    </w:p>
-    <w:p>
-      <w:r>
-        <w:t xml:space="preserve">        ]</w:t>
-      </w:r>
-    </w:p>
-    <w:p>
-      <w:r>
-        <w:t xml:space="preserve">        for t in threads:</w:t>
-      </w:r>
-    </w:p>
-    <w:p>
-      <w:r>
-        <w:t xml:space="preserve">            </w:t>
-      </w:r>
-      <w:proofErr w:type="spellStart"/>
-      <w:proofErr w:type="gramStart"/>
-      <w:r>
-        <w:t>t.start</w:t>
+        <w:t>thread.join</w:t>
       </w:r>
       <w:proofErr w:type="spellEnd"/>
       <w:proofErr w:type="gramEnd"/>
       <w:r>
         <w:t>()</w:t>
       </w:r>
-    </w:p>
-    <w:p>
-      <w:r>
-        <w:lastRenderedPageBreak/>
-        <w:t xml:space="preserve">        for t in threads:</w:t>
-      </w:r>
-    </w:p>
-    <w:p>
-      <w:r>
-        <w:t xml:space="preserve">            </w:t>
-      </w:r>
-      <w:proofErr w:type="spellStart"/>
-      <w:proofErr w:type="gramStart"/>
-      <w:r>
-        <w:t>t.join</w:t>
-      </w:r>
-      <w:proofErr w:type="spellEnd"/>
-      <w:proofErr w:type="gramEnd"/>
-      <w:r>
-        <w:t>()</w:t>
-      </w:r>
-    </w:p>
-    <w:p>
       <w:r>
         <w:br w:type="page"/>
       </w:r>
@@ -2855,13 +3057,10 @@
         <w:pStyle w:val="Heading1"/>
       </w:pPr>
       <w:bookmarkStart w:id="11" w:name="_Ref239145098"/>
-      <w:bookmarkStart w:id="12" w:name="_Toc239146036"/>
+      <w:bookmarkStart w:id="12" w:name="_Toc239162563"/>
       <w:r>
         <w:lastRenderedPageBreak/>
-        <w:t xml:space="preserve">Appendix C: </w:t>
-      </w:r>
-      <w:r>
-        <w:t>The transfer Function</w:t>
+        <w:t>Appendix C: The transfer Function</w:t>
       </w:r>
       <w:bookmarkEnd w:id="11"/>
       <w:bookmarkEnd w:id="12"/>
@@ -2874,14 +3073,9 @@
       <w:r>
         <w:t>transfer(</w:t>
       </w:r>
-      <w:proofErr w:type="spellStart"/>
-      <w:proofErr w:type="gramEnd"/>
-      <w:r>
-        <w:t>from_account</w:t>
-      </w:r>
-      <w:proofErr w:type="spellEnd"/>
-      <w:r>
-        <w:t xml:space="preserve">: </w:t>
+      <w:proofErr w:type="gramEnd"/>
+      <w:r>
+        <w:t xml:space="preserve">source: </w:t>
       </w:r>
       <w:proofErr w:type="spellStart"/>
       <w:r>
@@ -2889,28 +3083,41 @@
       </w:r>
       <w:proofErr w:type="spellEnd"/>
       <w:r>
+        <w:t xml:space="preserve">, destination: </w:t>
+      </w:r>
+      <w:proofErr w:type="spellStart"/>
+      <w:r>
+        <w:t>BankAccount</w:t>
+      </w:r>
+      <w:proofErr w:type="spellEnd"/>
+      <w:r>
+        <w:t>, amount):</w:t>
+      </w:r>
+    </w:p>
+    <w:p>
+      <w:r>
+        <w:t xml:space="preserve">    """Move funds between two accounts, locking both in a fixed order to avoid deadlock."""</w:t>
+      </w:r>
+    </w:p>
+    <w:p>
+      <w:r>
+        <w:t xml:space="preserve">    </w:t>
+      </w:r>
+      <w:proofErr w:type="spellStart"/>
+      <w:r>
+        <w:t>lower_account</w:t>
+      </w:r>
+      <w:proofErr w:type="spellEnd"/>
+      <w:r>
         <w:t xml:space="preserve">, </w:t>
       </w:r>
       <w:proofErr w:type="spellStart"/>
       <w:r>
-        <w:t>to_account</w:t>
-      </w:r>
-      <w:proofErr w:type="spellEnd"/>
-      <w:r>
-        <w:t xml:space="preserve">: </w:t>
-      </w:r>
-      <w:proofErr w:type="spellStart"/>
-      <w:r>
-        <w:t>BankAccount</w:t>
-      </w:r>
-      <w:proofErr w:type="spellEnd"/>
-      <w:r>
-        <w:t>, amount):</w:t>
-      </w:r>
-    </w:p>
-    <w:p>
-      <w:r>
-        <w:t xml:space="preserve">    first, second = </w:t>
+        <w:t>higher_account</w:t>
+      </w:r>
+      <w:proofErr w:type="spellEnd"/>
+      <w:r>
+        <w:t xml:space="preserve"> = </w:t>
       </w:r>
       <w:proofErr w:type="gramStart"/>
       <w:r>
@@ -2920,11 +3127,40 @@
     </w:p>
     <w:p>
       <w:r>
-        <w:t xml:space="preserve">        [</w:t>
-      </w:r>
-      <w:proofErr w:type="spellStart"/>
-      <w:r>
-        <w:t>from_account</w:t>
+        <w:t xml:space="preserve">        (source, destination), key=lambda account: </w:t>
+      </w:r>
+      <w:proofErr w:type="spellStart"/>
+      <w:proofErr w:type="gramStart"/>
+      <w:r>
+        <w:t>account.account</w:t>
+      </w:r>
+      <w:proofErr w:type="gramEnd"/>
+      <w:r>
+        <w:t>_number</w:t>
+      </w:r>
+      <w:proofErr w:type="spellEnd"/>
+    </w:p>
+    <w:p>
+      <w:r>
+        <w:t xml:space="preserve">    )</w:t>
+      </w:r>
+    </w:p>
+    <w:p/>
+    <w:p>
+      <w:r>
+        <w:t xml:space="preserve">    with </w:t>
+      </w:r>
+      <w:proofErr w:type="spellStart"/>
+      <w:r>
+        <w:t>lower_</w:t>
+      </w:r>
+      <w:proofErr w:type="gramStart"/>
+      <w:r>
+        <w:t>account._</w:t>
+      </w:r>
+      <w:proofErr w:type="gramEnd"/>
+      <w:r>
+        <w:t>lock</w:t>
       </w:r>
       <w:proofErr w:type="spellEnd"/>
       <w:r>
@@ -2932,44 +3168,11 @@
       </w:r>
       <w:proofErr w:type="spellStart"/>
       <w:r>
-        <w:t>to_account</w:t>
-      </w:r>
-      <w:proofErr w:type="spellEnd"/>
-      <w:r>
-        <w:t xml:space="preserve">], key=lambda </w:t>
-      </w:r>
-      <w:proofErr w:type="spellStart"/>
-      <w:r>
-        <w:t>acc</w:t>
-      </w:r>
-      <w:proofErr w:type="spellEnd"/>
-      <w:r>
-        <w:t xml:space="preserve">: </w:t>
-      </w:r>
-      <w:proofErr w:type="spellStart"/>
-      <w:proofErr w:type="gramStart"/>
-      <w:r>
-        <w:t>acc.account</w:t>
-      </w:r>
-      <w:proofErr w:type="gramEnd"/>
-      <w:r>
-        <w:t>_number</w:t>
-      </w:r>
-      <w:proofErr w:type="spellEnd"/>
-    </w:p>
-    <w:p>
-      <w:r>
-        <w:t xml:space="preserve">    )</w:t>
-      </w:r>
-    </w:p>
-    <w:p>
-      <w:r>
-        <w:t xml:space="preserve">    with </w:t>
-      </w:r>
-      <w:proofErr w:type="spellStart"/>
-      <w:proofErr w:type="gramStart"/>
-      <w:r>
-        <w:t>first._</w:t>
+        <w:t>higher_</w:t>
+      </w:r>
+      <w:proofErr w:type="gramStart"/>
+      <w:r>
+        <w:t>account._</w:t>
       </w:r>
       <w:proofErr w:type="gramEnd"/>
       <w:r>
@@ -2982,33 +3185,12 @@
     </w:p>
     <w:p>
       <w:r>
-        <w:t xml:space="preserve">        with </w:t>
-      </w:r>
-      <w:proofErr w:type="spellStart"/>
-      <w:proofErr w:type="gramStart"/>
-      <w:r>
-        <w:t>second._</w:t>
-      </w:r>
-      <w:proofErr w:type="gramEnd"/>
-      <w:r>
-        <w:t>lock</w:t>
-      </w:r>
-      <w:proofErr w:type="spellEnd"/>
-      <w:r>
-        <w:t>:</w:t>
-      </w:r>
-    </w:p>
-    <w:p>
-      <w:r>
-        <w:t xml:space="preserve">            </w:t>
-      </w:r>
-      <w:proofErr w:type="spellStart"/>
-      <w:r>
-        <w:t>from_</w:t>
-      </w:r>
-      <w:proofErr w:type="gramStart"/>
-      <w:r>
-        <w:t>account.withdraw</w:t>
+        <w:t xml:space="preserve">        </w:t>
+      </w:r>
+      <w:proofErr w:type="spellStart"/>
+      <w:proofErr w:type="gramStart"/>
+      <w:r>
+        <w:t>source.withdraw</w:t>
       </w:r>
       <w:proofErr w:type="spellEnd"/>
       <w:proofErr w:type="gramEnd"/>
@@ -3018,23 +3200,18 @@
     </w:p>
     <w:p>
       <w:r>
-        <w:t xml:space="preserve">            </w:t>
-      </w:r>
-      <w:proofErr w:type="spellStart"/>
-      <w:r>
-        <w:t>to_</w:t>
-      </w:r>
-      <w:proofErr w:type="gramStart"/>
-      <w:r>
-        <w:t>account.deposit</w:t>
+        <w:t xml:space="preserve">        </w:t>
+      </w:r>
+      <w:proofErr w:type="spellStart"/>
+      <w:proofErr w:type="gramStart"/>
+      <w:r>
+        <w:t>destination.deposit</w:t>
       </w:r>
       <w:proofErr w:type="spellEnd"/>
       <w:proofErr w:type="gramEnd"/>
       <w:r>
         <w:t>(amount)</w:t>
       </w:r>
-    </w:p>
-    <w:p>
       <w:r>
         <w:br w:type="page"/>
       </w:r>
@@ -3044,7 +3221,7 @@
         <w:pStyle w:val="Heading1"/>
       </w:pPr>
       <w:bookmarkStart w:id="13" w:name="_Ref239145139"/>
-      <w:bookmarkStart w:id="14" w:name="_Toc239146037"/>
+      <w:bookmarkStart w:id="14" w:name="_Toc239162564"/>
       <w:r>
         <w:lastRenderedPageBreak/>
         <w:t xml:space="preserve">Appendix D: </w:t>
@@ -3057,6 +3234,11 @@
     </w:p>
     <w:p>
       <w:r>
+        <w:t>import threading</w:t>
+      </w:r>
+    </w:p>
+    <w:p>
+      <w:r>
         <w:t xml:space="preserve">import </w:t>
       </w:r>
       <w:proofErr w:type="spellStart"/>
@@ -3092,11 +3274,22 @@
     </w:p>
     <w:p>
       <w:r>
+        <w:t xml:space="preserve">    DEPOSIT_THREAD_COUNT = 10</w:t>
+      </w:r>
+    </w:p>
+    <w:p>
+      <w:r>
+        <w:t xml:space="preserve">    DEPOSITS_PER_THREAD = 1000</w:t>
+      </w:r>
+    </w:p>
+    <w:p/>
+    <w:p>
+      <w:r>
         <w:t xml:space="preserve">    def </w:t>
       </w:r>
       <w:proofErr w:type="spellStart"/>
       <w:r>
-        <w:t>test_concurrent_deposits_sum_correctly</w:t>
+        <w:t>test_many_concurrent_deposits_add_up_correctly</w:t>
       </w:r>
       <w:proofErr w:type="spellEnd"/>
       <w:r>
@@ -3136,11 +3329,11 @@
       </w:r>
       <w:proofErr w:type="spellStart"/>
       <w:r>
-        <w:t>deposit_</w:t>
-      </w:r>
-      <w:proofErr w:type="gramStart"/>
-      <w:r>
-        <w:t>many</w:t>
+        <w:t>repeated_</w:t>
+      </w:r>
+      <w:proofErr w:type="gramStart"/>
+      <w:r>
+        <w:t>deposits</w:t>
       </w:r>
       <w:proofErr w:type="spellEnd"/>
       <w:r>
@@ -3153,6 +3346,427 @@
     </w:p>
     <w:p>
       <w:r>
+        <w:t xml:space="preserve">            for _ in range(</w:t>
+      </w:r>
+      <w:proofErr w:type="spellStart"/>
+      <w:proofErr w:type="gramStart"/>
+      <w:r>
+        <w:t>self.DEPOSITS</w:t>
+      </w:r>
+      <w:proofErr w:type="gramEnd"/>
+      <w:r>
+        <w:t>_PER_THREAD</w:t>
+      </w:r>
+      <w:proofErr w:type="spellEnd"/>
+      <w:r>
+        <w:t>):</w:t>
+      </w:r>
+    </w:p>
+    <w:p>
+      <w:r>
+        <w:t xml:space="preserve">                </w:t>
+      </w:r>
+      <w:proofErr w:type="spellStart"/>
+      <w:proofErr w:type="gramStart"/>
+      <w:r>
+        <w:t>account.deposit</w:t>
+      </w:r>
+      <w:proofErr w:type="spellEnd"/>
+      <w:proofErr w:type="gramEnd"/>
+      <w:r>
+        <w:t>(1)</w:t>
+      </w:r>
+    </w:p>
+    <w:p/>
+    <w:p>
+      <w:r>
+        <w:t xml:space="preserve">        workers = [</w:t>
+      </w:r>
+    </w:p>
+    <w:p>
+      <w:r>
+        <w:t xml:space="preserve">            </w:t>
+      </w:r>
+      <w:proofErr w:type="spellStart"/>
+      <w:proofErr w:type="gramStart"/>
+      <w:r>
+        <w:t>threading.Thread</w:t>
+      </w:r>
+      <w:proofErr w:type="spellEnd"/>
+      <w:proofErr w:type="gramEnd"/>
+      <w:r>
+        <w:t>(target=</w:t>
+      </w:r>
+      <w:proofErr w:type="spellStart"/>
+      <w:r>
+        <w:t>repeated_deposits</w:t>
+      </w:r>
+      <w:proofErr w:type="spellEnd"/>
+      <w:r>
+        <w:t>)</w:t>
+      </w:r>
+    </w:p>
+    <w:p>
+      <w:r>
+        <w:t xml:space="preserve">            for _ in range(</w:t>
+      </w:r>
+      <w:proofErr w:type="spellStart"/>
+      <w:proofErr w:type="gramStart"/>
+      <w:r>
+        <w:t>self.DEPOSIT</w:t>
+      </w:r>
+      <w:proofErr w:type="gramEnd"/>
+      <w:r>
+        <w:t>_THREAD_COUNT</w:t>
+      </w:r>
+      <w:proofErr w:type="spellEnd"/>
+      <w:r>
+        <w:t>)</w:t>
+      </w:r>
+    </w:p>
+    <w:p>
+      <w:r>
+        <w:t xml:space="preserve">        ]</w:t>
+      </w:r>
+    </w:p>
+    <w:p>
+      <w:r>
+        <w:t xml:space="preserve">        for worker in workers:</w:t>
+      </w:r>
+    </w:p>
+    <w:p>
+      <w:r>
+        <w:t xml:space="preserve">            </w:t>
+      </w:r>
+      <w:proofErr w:type="spellStart"/>
+      <w:proofErr w:type="gramStart"/>
+      <w:r>
+        <w:t>worker.start</w:t>
+      </w:r>
+      <w:proofErr w:type="spellEnd"/>
+      <w:proofErr w:type="gramEnd"/>
+      <w:r>
+        <w:t>()</w:t>
+      </w:r>
+    </w:p>
+    <w:p>
+      <w:r>
+        <w:t xml:space="preserve">        for worker in workers:</w:t>
+      </w:r>
+    </w:p>
+    <w:p>
+      <w:r>
+        <w:t xml:space="preserve">            </w:t>
+      </w:r>
+      <w:proofErr w:type="spellStart"/>
+      <w:proofErr w:type="gramStart"/>
+      <w:r>
+        <w:t>worker.join</w:t>
+      </w:r>
+      <w:proofErr w:type="spellEnd"/>
+      <w:proofErr w:type="gramEnd"/>
+      <w:r>
+        <w:t>()</w:t>
+      </w:r>
+    </w:p>
+    <w:p/>
+    <w:p>
+      <w:r>
+        <w:t xml:space="preserve">        </w:t>
+      </w:r>
+      <w:proofErr w:type="spellStart"/>
+      <w:r>
+        <w:t>expected_total</w:t>
+      </w:r>
+      <w:proofErr w:type="spellEnd"/>
+      <w:r>
+        <w:t xml:space="preserve"> = </w:t>
+      </w:r>
+      <w:proofErr w:type="spellStart"/>
+      <w:proofErr w:type="gramStart"/>
+      <w:r>
+        <w:t>self.DEPOSIT</w:t>
+      </w:r>
+      <w:proofErr w:type="gramEnd"/>
+      <w:r>
+        <w:t>_THREAD_COUNT</w:t>
+      </w:r>
+      <w:proofErr w:type="spellEnd"/>
+      <w:r>
+        <w:t xml:space="preserve"> * </w:t>
+      </w:r>
+      <w:proofErr w:type="spellStart"/>
+      <w:proofErr w:type="gramStart"/>
+      <w:r>
+        <w:t>self.DEPOSITS</w:t>
+      </w:r>
+      <w:proofErr w:type="gramEnd"/>
+      <w:r>
+        <w:t>_PER_THREAD</w:t>
+      </w:r>
+      <w:proofErr w:type="spellEnd"/>
+    </w:p>
+    <w:p>
+      <w:r>
+        <w:t xml:space="preserve">        </w:t>
+      </w:r>
+      <w:proofErr w:type="spellStart"/>
+      <w:proofErr w:type="gramStart"/>
+      <w:r>
+        <w:t>self.assertEqual</w:t>
+      </w:r>
+      <w:proofErr w:type="spellEnd"/>
+      <w:proofErr w:type="gramEnd"/>
+      <w:r>
+        <w:t>(</w:t>
+      </w:r>
+      <w:proofErr w:type="spellStart"/>
+      <w:r>
+        <w:t>account.get_</w:t>
+      </w:r>
+      <w:proofErr w:type="gramStart"/>
+      <w:r>
+        <w:t>balance</w:t>
+      </w:r>
+      <w:proofErr w:type="spellEnd"/>
+      <w:r>
+        <w:t>(</w:t>
+      </w:r>
+      <w:proofErr w:type="gramEnd"/>
+      <w:r>
+        <w:t xml:space="preserve">), </w:t>
+      </w:r>
+      <w:proofErr w:type="spellStart"/>
+      <w:r>
+        <w:t>expected_total</w:t>
+      </w:r>
+      <w:proofErr w:type="spellEnd"/>
+      <w:r>
+        <w:t>)</w:t>
+      </w:r>
+    </w:p>
+    <w:p/>
+    <w:p>
+      <w:r>
+        <w:lastRenderedPageBreak/>
+        <w:t xml:space="preserve">    def </w:t>
+      </w:r>
+      <w:proofErr w:type="spellStart"/>
+      <w:r>
+        <w:t>test_withdrawal_beyond_balance_is_rejected</w:t>
+      </w:r>
+      <w:proofErr w:type="spellEnd"/>
+      <w:r>
+        <w:t>(self):</w:t>
+      </w:r>
+    </w:p>
+    <w:p>
+      <w:r>
+        <w:t xml:space="preserve">        account = </w:t>
+      </w:r>
+      <w:proofErr w:type="spellStart"/>
+      <w:proofErr w:type="gramStart"/>
+      <w:r>
+        <w:t>BankAccount</w:t>
+      </w:r>
+      <w:proofErr w:type="spellEnd"/>
+      <w:r>
+        <w:t>(</w:t>
+      </w:r>
+      <w:proofErr w:type="gramEnd"/>
+      <w:r>
+        <w:t xml:space="preserve">"ACC002", </w:t>
+      </w:r>
+      <w:proofErr w:type="spellStart"/>
+      <w:r>
+        <w:t>initial_balance</w:t>
+      </w:r>
+      <w:proofErr w:type="spellEnd"/>
+      <w:r>
+        <w:t>=10)</w:t>
+      </w:r>
+    </w:p>
+    <w:p>
+      <w:r>
+        <w:t xml:space="preserve">        with </w:t>
+      </w:r>
+      <w:proofErr w:type="spellStart"/>
+      <w:proofErr w:type="gramStart"/>
+      <w:r>
+        <w:t>self.assertRaises</w:t>
+      </w:r>
+      <w:proofErr w:type="spellEnd"/>
+      <w:proofErr w:type="gramEnd"/>
+      <w:r>
+        <w:t>(</w:t>
+      </w:r>
+      <w:proofErr w:type="spellStart"/>
+      <w:r>
+        <w:t>InsufficientFundsError</w:t>
+      </w:r>
+      <w:proofErr w:type="spellEnd"/>
+      <w:r>
+        <w:t>):</w:t>
+      </w:r>
+    </w:p>
+    <w:p>
+      <w:r>
+        <w:t xml:space="preserve">            </w:t>
+      </w:r>
+      <w:proofErr w:type="spellStart"/>
+      <w:proofErr w:type="gramStart"/>
+      <w:r>
+        <w:t>account.withdraw</w:t>
+      </w:r>
+      <w:proofErr w:type="spellEnd"/>
+      <w:proofErr w:type="gramEnd"/>
+      <w:r>
+        <w:t>(50)</w:t>
+      </w:r>
+    </w:p>
+    <w:p/>
+    <w:p>
+      <w:r>
+        <w:t xml:space="preserve">    def test_combined_balance_is_unchanged_by_concurrent_transfers(self):</w:t>
+      </w:r>
+    </w:p>
+    <w:p>
+      <w:r>
+        <w:t xml:space="preserve">        </w:t>
+      </w:r>
+      <w:proofErr w:type="spellStart"/>
+      <w:r>
+        <w:t>account_a</w:t>
+      </w:r>
+      <w:proofErr w:type="spellEnd"/>
+      <w:r>
+        <w:t xml:space="preserve"> = </w:t>
+      </w:r>
+      <w:proofErr w:type="spellStart"/>
+      <w:proofErr w:type="gramStart"/>
+      <w:r>
+        <w:t>BankAccount</w:t>
+      </w:r>
+      <w:proofErr w:type="spellEnd"/>
+      <w:r>
+        <w:t>(</w:t>
+      </w:r>
+      <w:proofErr w:type="gramEnd"/>
+      <w:r>
+        <w:t xml:space="preserve">"ACC003", </w:t>
+      </w:r>
+      <w:proofErr w:type="spellStart"/>
+      <w:r>
+        <w:t>initial_balance</w:t>
+      </w:r>
+      <w:proofErr w:type="spellEnd"/>
+      <w:r>
+        <w:t>=500)</w:t>
+      </w:r>
+    </w:p>
+    <w:p>
+      <w:r>
+        <w:t xml:space="preserve">        </w:t>
+      </w:r>
+      <w:proofErr w:type="spellStart"/>
+      <w:r>
+        <w:t>account_b</w:t>
+      </w:r>
+      <w:proofErr w:type="spellEnd"/>
+      <w:r>
+        <w:t xml:space="preserve"> = </w:t>
+      </w:r>
+      <w:proofErr w:type="spellStart"/>
+      <w:proofErr w:type="gramStart"/>
+      <w:r>
+        <w:t>BankAccount</w:t>
+      </w:r>
+      <w:proofErr w:type="spellEnd"/>
+      <w:r>
+        <w:t>(</w:t>
+      </w:r>
+      <w:proofErr w:type="gramEnd"/>
+      <w:r>
+        <w:t xml:space="preserve">"ACC004", </w:t>
+      </w:r>
+      <w:proofErr w:type="spellStart"/>
+      <w:r>
+        <w:t>initial_balance</w:t>
+      </w:r>
+      <w:proofErr w:type="spellEnd"/>
+      <w:r>
+        <w:t>=500)</w:t>
+      </w:r>
+    </w:p>
+    <w:p>
+      <w:r>
+        <w:t xml:space="preserve">        </w:t>
+      </w:r>
+      <w:proofErr w:type="spellStart"/>
+      <w:r>
+        <w:t>starting_total</w:t>
+      </w:r>
+      <w:proofErr w:type="spellEnd"/>
+      <w:r>
+        <w:t xml:space="preserve"> = </w:t>
+      </w:r>
+      <w:proofErr w:type="spellStart"/>
+      <w:r>
+        <w:t>account_a.get_</w:t>
+      </w:r>
+      <w:proofErr w:type="gramStart"/>
+      <w:r>
+        <w:t>balance</w:t>
+      </w:r>
+      <w:proofErr w:type="spellEnd"/>
+      <w:r>
+        <w:t>(</w:t>
+      </w:r>
+      <w:proofErr w:type="gramEnd"/>
+      <w:r>
+        <w:t xml:space="preserve">) + </w:t>
+      </w:r>
+      <w:proofErr w:type="spellStart"/>
+      <w:r>
+        <w:t>account_b.get_</w:t>
+      </w:r>
+      <w:proofErr w:type="gramStart"/>
+      <w:r>
+        <w:t>balance</w:t>
+      </w:r>
+      <w:proofErr w:type="spellEnd"/>
+      <w:r>
+        <w:t>(</w:t>
+      </w:r>
+      <w:proofErr w:type="gramEnd"/>
+      <w:r>
+        <w:t>)</w:t>
+      </w:r>
+    </w:p>
+    <w:p/>
+    <w:p>
+      <w:r>
+        <w:t xml:space="preserve">        def </w:t>
+      </w:r>
+      <w:proofErr w:type="spellStart"/>
+      <w:r>
+        <w:t>shuffle_funds_back_and_</w:t>
+      </w:r>
+      <w:proofErr w:type="gramStart"/>
+      <w:r>
+        <w:t>forth</w:t>
+      </w:r>
+      <w:proofErr w:type="spellEnd"/>
+      <w:r>
+        <w:t>(</w:t>
+      </w:r>
+      <w:proofErr w:type="gramEnd"/>
+      <w:r>
+        <w:t>):</w:t>
+      </w:r>
+    </w:p>
+    <w:p>
+      <w:r>
         <w:t xml:space="preserve">            for _ in </w:t>
       </w:r>
       <w:proofErr w:type="gramStart"/>
@@ -3161,28 +3775,70 @@
       </w:r>
       <w:proofErr w:type="gramEnd"/>
       <w:r>
-        <w:t>1000):</w:t>
+        <w:t>100):</w:t>
       </w:r>
     </w:p>
     <w:p>
       <w:r>
         <w:t xml:space="preserve">                </w:t>
       </w:r>
-      <w:proofErr w:type="spellStart"/>
-      <w:proofErr w:type="gramStart"/>
-      <w:r>
-        <w:t>account.deposit</w:t>
-      </w:r>
-      <w:proofErr w:type="spellEnd"/>
-      <w:proofErr w:type="gramEnd"/>
-      <w:r>
-        <w:t>(1)</w:t>
+      <w:proofErr w:type="gramStart"/>
+      <w:r>
+        <w:t>transfer(</w:t>
+      </w:r>
+      <w:proofErr w:type="spellStart"/>
+      <w:proofErr w:type="gramEnd"/>
+      <w:r>
+        <w:t>account_a</w:t>
+      </w:r>
+      <w:proofErr w:type="spellEnd"/>
+      <w:r>
+        <w:t xml:space="preserve">, </w:t>
+      </w:r>
+      <w:proofErr w:type="spellStart"/>
+      <w:r>
+        <w:t>account_b</w:t>
+      </w:r>
+      <w:proofErr w:type="spellEnd"/>
+      <w:r>
+        <w:t>, 5)</w:t>
+      </w:r>
+    </w:p>
+    <w:p>
+      <w:r>
+        <w:t xml:space="preserve">                </w:t>
+      </w:r>
+      <w:proofErr w:type="gramStart"/>
+      <w:r>
+        <w:t>transfer(</w:t>
+      </w:r>
+      <w:proofErr w:type="spellStart"/>
+      <w:proofErr w:type="gramEnd"/>
+      <w:r>
+        <w:t>account_b</w:t>
+      </w:r>
+      <w:proofErr w:type="spellEnd"/>
+      <w:r>
+        <w:t xml:space="preserve">, </w:t>
+      </w:r>
+      <w:proofErr w:type="spellStart"/>
+      <w:r>
+        <w:t>account_a</w:t>
+      </w:r>
+      <w:proofErr w:type="spellEnd"/>
+      <w:r>
+        <w:t>, 5)</w:t>
       </w:r>
     </w:p>
     <w:p/>
     <w:p>
       <w:r>
-        <w:t xml:space="preserve">        threads = [</w:t>
+        <w:t xml:space="preserve">        workers = [</w:t>
+      </w:r>
+    </w:p>
+    <w:p>
+      <w:r>
+        <w:t xml:space="preserve">            </w:t>
       </w:r>
       <w:proofErr w:type="spellStart"/>
       <w:proofErr w:type="gramStart"/>
@@ -3196,7 +3852,7 @@
       </w:r>
       <w:proofErr w:type="spellStart"/>
       <w:r>
-        <w:t>deposit_many</w:t>
+        <w:t>shuffle_funds_back_and_forth</w:t>
       </w:r>
       <w:proofErr w:type="spellEnd"/>
       <w:r>
@@ -3208,12 +3864,17 @@
       </w:r>
       <w:proofErr w:type="gramEnd"/>
       <w:r>
-        <w:t>10)]</w:t>
-      </w:r>
-    </w:p>
-    <w:p>
-      <w:r>
-        <w:t xml:space="preserve">        for t in threads:</w:t>
+        <w:t>4)</w:t>
+      </w:r>
+    </w:p>
+    <w:p>
+      <w:r>
+        <w:t xml:space="preserve">        ]</w:t>
+      </w:r>
+    </w:p>
+    <w:p>
+      <w:r>
+        <w:t xml:space="preserve">        for worker in workers:</w:t>
       </w:r>
     </w:p>
     <w:p>
@@ -3223,7 +3884,7 @@
       <w:proofErr w:type="spellStart"/>
       <w:proofErr w:type="gramStart"/>
       <w:r>
-        <w:t>t.start</w:t>
+        <w:t>worker.start</w:t>
       </w:r>
       <w:proofErr w:type="spellEnd"/>
       <w:proofErr w:type="gramEnd"/>
@@ -3233,7 +3894,7 @@
     </w:p>
     <w:p>
       <w:r>
-        <w:t xml:space="preserve">        for t in threads:</w:t>
+        <w:t xml:space="preserve">        for worker in workers:</w:t>
       </w:r>
     </w:p>
     <w:p>
@@ -3243,7 +3904,7 @@
       <w:proofErr w:type="spellStart"/>
       <w:proofErr w:type="gramStart"/>
       <w:r>
-        <w:t>t.join</w:t>
+        <w:t>worker.join</w:t>
       </w:r>
       <w:proofErr w:type="spellEnd"/>
       <w:proofErr w:type="gramEnd"/>
@@ -3257,6 +3918,51 @@
         <w:t xml:space="preserve">        </w:t>
       </w:r>
       <w:proofErr w:type="spellStart"/>
+      <w:r>
+        <w:t>ending_total</w:t>
+      </w:r>
+      <w:proofErr w:type="spellEnd"/>
+      <w:r>
+        <w:t xml:space="preserve"> = </w:t>
+      </w:r>
+      <w:proofErr w:type="spellStart"/>
+      <w:r>
+        <w:t>account_a.get_</w:t>
+      </w:r>
+      <w:proofErr w:type="gramStart"/>
+      <w:r>
+        <w:t>balance</w:t>
+      </w:r>
+      <w:proofErr w:type="spellEnd"/>
+      <w:r>
+        <w:t>(</w:t>
+      </w:r>
+      <w:proofErr w:type="gramEnd"/>
+      <w:r>
+        <w:t xml:space="preserve">) + </w:t>
+      </w:r>
+      <w:proofErr w:type="spellStart"/>
+      <w:r>
+        <w:t>account_b.get_</w:t>
+      </w:r>
+      <w:proofErr w:type="gramStart"/>
+      <w:r>
+        <w:t>balance</w:t>
+      </w:r>
+      <w:proofErr w:type="spellEnd"/>
+      <w:r>
+        <w:t>(</w:t>
+      </w:r>
+      <w:proofErr w:type="gramEnd"/>
+      <w:r>
+        <w:t>)</w:t>
+      </w:r>
+    </w:p>
+    <w:p>
+      <w:r>
+        <w:t xml:space="preserve">        </w:t>
+      </w:r>
+      <w:proofErr w:type="spellStart"/>
       <w:proofErr w:type="gramStart"/>
       <w:r>
         <w:t>self.assertEqual</w:t>
@@ -3268,274 +3974,7 @@
       </w:r>
       <w:proofErr w:type="spellStart"/>
       <w:r>
-        <w:t>account.get_</w:t>
-      </w:r>
-      <w:proofErr w:type="gramStart"/>
-      <w:r>
-        <w:t>balance</w:t>
-      </w:r>
-      <w:proofErr w:type="spellEnd"/>
-      <w:r>
-        <w:t>(</w:t>
-      </w:r>
-      <w:proofErr w:type="gramEnd"/>
-      <w:r>
-        <w:t>), 10000)</w:t>
-      </w:r>
-    </w:p>
-    <w:p/>
-    <w:p>
-      <w:r>
-        <w:t xml:space="preserve">    def </w:t>
-      </w:r>
-      <w:proofErr w:type="spellStart"/>
-      <w:r>
-        <w:t>test_withdraw_insufficient_funds_raises</w:t>
-      </w:r>
-      <w:proofErr w:type="spellEnd"/>
-      <w:r>
-        <w:t>(self):</w:t>
-      </w:r>
-    </w:p>
-    <w:p>
-      <w:r>
-        <w:t xml:space="preserve">        account = </w:t>
-      </w:r>
-      <w:proofErr w:type="spellStart"/>
-      <w:proofErr w:type="gramStart"/>
-      <w:r>
-        <w:t>BankAccount</w:t>
-      </w:r>
-      <w:proofErr w:type="spellEnd"/>
-      <w:r>
-        <w:t>(</w:t>
-      </w:r>
-      <w:proofErr w:type="gramEnd"/>
-      <w:r>
-        <w:t xml:space="preserve">"ACC002", </w:t>
-      </w:r>
-      <w:proofErr w:type="spellStart"/>
-      <w:r>
-        <w:t>initial_balance</w:t>
-      </w:r>
-      <w:proofErr w:type="spellEnd"/>
-      <w:r>
-        <w:t>=10)</w:t>
-      </w:r>
-    </w:p>
-    <w:p>
-      <w:r>
-        <w:t xml:space="preserve">        with </w:t>
-      </w:r>
-      <w:proofErr w:type="spellStart"/>
-      <w:proofErr w:type="gramStart"/>
-      <w:r>
-        <w:t>self.assertRaises</w:t>
-      </w:r>
-      <w:proofErr w:type="spellEnd"/>
-      <w:proofErr w:type="gramEnd"/>
-      <w:r>
-        <w:t>(</w:t>
-      </w:r>
-      <w:proofErr w:type="spellStart"/>
-      <w:r>
-        <w:t>InsufficientFundsError</w:t>
-      </w:r>
-      <w:proofErr w:type="spellEnd"/>
-      <w:r>
-        <w:t>):</w:t>
-      </w:r>
-    </w:p>
-    <w:p>
-      <w:r>
-        <w:t xml:space="preserve">            </w:t>
-      </w:r>
-      <w:proofErr w:type="spellStart"/>
-      <w:proofErr w:type="gramStart"/>
-      <w:r>
-        <w:t>account.withdraw</w:t>
-      </w:r>
-      <w:proofErr w:type="spellEnd"/>
-      <w:proofErr w:type="gramEnd"/>
-      <w:r>
-        <w:t>(50)</w:t>
-      </w:r>
-    </w:p>
-    <w:p/>
-    <w:p>
-      <w:r>
-        <w:t xml:space="preserve">    def </w:t>
-      </w:r>
-      <w:proofErr w:type="spellStart"/>
-      <w:r>
-        <w:t>test_concurrent_transfers_preserve_total_balance</w:t>
-      </w:r>
-      <w:proofErr w:type="spellEnd"/>
-      <w:r>
-        <w:t>(self):</w:t>
-      </w:r>
-    </w:p>
-    <w:p>
-      <w:r>
-        <w:t xml:space="preserve">        </w:t>
-      </w:r>
-      <w:proofErr w:type="spellStart"/>
-      <w:r>
-        <w:t>acc_a</w:t>
-      </w:r>
-      <w:proofErr w:type="spellEnd"/>
-      <w:r>
-        <w:t xml:space="preserve"> = </w:t>
-      </w:r>
-      <w:proofErr w:type="spellStart"/>
-      <w:proofErr w:type="gramStart"/>
-      <w:r>
-        <w:t>BankAccount</w:t>
-      </w:r>
-      <w:proofErr w:type="spellEnd"/>
-      <w:r>
-        <w:t>(</w:t>
-      </w:r>
-      <w:proofErr w:type="gramEnd"/>
-      <w:r>
-        <w:t xml:space="preserve">"ACC003", </w:t>
-      </w:r>
-      <w:proofErr w:type="spellStart"/>
-      <w:r>
-        <w:t>initial_balance</w:t>
-      </w:r>
-      <w:proofErr w:type="spellEnd"/>
-      <w:r>
-        <w:t>=500)</w:t>
-      </w:r>
-    </w:p>
-    <w:p>
-      <w:r>
-        <w:t xml:space="preserve">        </w:t>
-      </w:r>
-      <w:proofErr w:type="spellStart"/>
-      <w:r>
-        <w:t>acc_b</w:t>
-      </w:r>
-      <w:proofErr w:type="spellEnd"/>
-      <w:r>
-        <w:t xml:space="preserve"> = </w:t>
-      </w:r>
-      <w:proofErr w:type="spellStart"/>
-      <w:proofErr w:type="gramStart"/>
-      <w:r>
-        <w:t>BankAccount</w:t>
-      </w:r>
-      <w:proofErr w:type="spellEnd"/>
-      <w:r>
-        <w:t>(</w:t>
-      </w:r>
-      <w:proofErr w:type="gramEnd"/>
-      <w:r>
-        <w:t xml:space="preserve">"ACC004", </w:t>
-      </w:r>
-      <w:proofErr w:type="spellStart"/>
-      <w:r>
-        <w:t>initial_balance</w:t>
-      </w:r>
-      <w:proofErr w:type="spellEnd"/>
-      <w:r>
-        <w:t>=500)</w:t>
-      </w:r>
-    </w:p>
-    <w:p>
-      <w:r>
-        <w:lastRenderedPageBreak/>
-        <w:t xml:space="preserve">        </w:t>
-      </w:r>
-      <w:proofErr w:type="spellStart"/>
-      <w:r>
-        <w:t>total_before</w:t>
-      </w:r>
-      <w:proofErr w:type="spellEnd"/>
-      <w:r>
-        <w:t xml:space="preserve"> = </w:t>
-      </w:r>
-      <w:proofErr w:type="spellStart"/>
-      <w:r>
-        <w:t>acc_a.get_</w:t>
-      </w:r>
-      <w:proofErr w:type="gramStart"/>
-      <w:r>
-        <w:t>balance</w:t>
-      </w:r>
-      <w:proofErr w:type="spellEnd"/>
-      <w:r>
-        <w:t>(</w:t>
-      </w:r>
-      <w:proofErr w:type="gramEnd"/>
-      <w:r>
-        <w:t xml:space="preserve">) + </w:t>
-      </w:r>
-      <w:proofErr w:type="spellStart"/>
-      <w:r>
-        <w:t>acc_b.get_</w:t>
-      </w:r>
-      <w:proofErr w:type="gramStart"/>
-      <w:r>
-        <w:t>balance</w:t>
-      </w:r>
-      <w:proofErr w:type="spellEnd"/>
-      <w:r>
-        <w:t>(</w:t>
-      </w:r>
-      <w:proofErr w:type="gramEnd"/>
-      <w:r>
-        <w:t>)</w:t>
-      </w:r>
-    </w:p>
-    <w:p/>
-    <w:p>
-      <w:r>
-        <w:t xml:space="preserve">        def </w:t>
-      </w:r>
-      <w:proofErr w:type="spellStart"/>
-      <w:r>
-        <w:t>transfer_back_and_</w:t>
-      </w:r>
-      <w:proofErr w:type="gramStart"/>
-      <w:r>
-        <w:t>forth</w:t>
-      </w:r>
-      <w:proofErr w:type="spellEnd"/>
-      <w:r>
-        <w:t>(</w:t>
-      </w:r>
-      <w:proofErr w:type="gramEnd"/>
-      <w:r>
-        <w:t>):</w:t>
-      </w:r>
-    </w:p>
-    <w:p>
-      <w:r>
-        <w:t xml:space="preserve">            for _ in </w:t>
-      </w:r>
-      <w:proofErr w:type="gramStart"/>
-      <w:r>
-        <w:t>range(</w:t>
-      </w:r>
-      <w:proofErr w:type="gramEnd"/>
-      <w:r>
-        <w:t>100):</w:t>
-      </w:r>
-    </w:p>
-    <w:p>
-      <w:r>
-        <w:t xml:space="preserve">                </w:t>
-      </w:r>
-      <w:proofErr w:type="gramStart"/>
-      <w:r>
-        <w:t>transfer(</w:t>
-      </w:r>
-      <w:proofErr w:type="spellStart"/>
-      <w:proofErr w:type="gramEnd"/>
-      <w:r>
-        <w:t>acc_a</w:t>
+        <w:t>starting_total</w:t>
       </w:r>
       <w:proofErr w:type="spellEnd"/>
       <w:r>
@@ -3543,182 +3982,7 @@
       </w:r>
       <w:proofErr w:type="spellStart"/>
       <w:r>
-        <w:t>acc_b</w:t>
-      </w:r>
-      <w:proofErr w:type="spellEnd"/>
-      <w:r>
-        <w:t>, 5)</w:t>
-      </w:r>
-    </w:p>
-    <w:p>
-      <w:r>
-        <w:t xml:space="preserve">                </w:t>
-      </w:r>
-      <w:proofErr w:type="gramStart"/>
-      <w:r>
-        <w:t>transfer(</w:t>
-      </w:r>
-      <w:proofErr w:type="spellStart"/>
-      <w:proofErr w:type="gramEnd"/>
-      <w:r>
-        <w:t>acc_b</w:t>
-      </w:r>
-      <w:proofErr w:type="spellEnd"/>
-      <w:r>
-        <w:t xml:space="preserve">, </w:t>
-      </w:r>
-      <w:proofErr w:type="spellStart"/>
-      <w:r>
-        <w:t>acc_a</w:t>
-      </w:r>
-      <w:proofErr w:type="spellEnd"/>
-      <w:r>
-        <w:t>, 5)</w:t>
-      </w:r>
-    </w:p>
-    <w:p/>
-    <w:p>
-      <w:r>
-        <w:t xml:space="preserve">        threads = [</w:t>
-      </w:r>
-      <w:proofErr w:type="spellStart"/>
-      <w:proofErr w:type="gramStart"/>
-      <w:r>
-        <w:t>threading.Thread</w:t>
-      </w:r>
-      <w:proofErr w:type="spellEnd"/>
-      <w:proofErr w:type="gramEnd"/>
-      <w:r>
-        <w:t>(target=</w:t>
-      </w:r>
-      <w:proofErr w:type="spellStart"/>
-      <w:r>
-        <w:t>transfer_back_and_forth</w:t>
-      </w:r>
-      <w:proofErr w:type="spellEnd"/>
-      <w:r>
-        <w:t xml:space="preserve">) for _ in </w:t>
-      </w:r>
-      <w:proofErr w:type="gramStart"/>
-      <w:r>
-        <w:t>range(</w:t>
-      </w:r>
-      <w:proofErr w:type="gramEnd"/>
-      <w:r>
-        <w:t>4)]</w:t>
-      </w:r>
-    </w:p>
-    <w:p>
-      <w:r>
-        <w:t xml:space="preserve">        for t in threads:</w:t>
-      </w:r>
-    </w:p>
-    <w:p>
-      <w:r>
-        <w:t xml:space="preserve">            </w:t>
-      </w:r>
-      <w:proofErr w:type="spellStart"/>
-      <w:proofErr w:type="gramStart"/>
-      <w:r>
-        <w:t>t.start</w:t>
-      </w:r>
-      <w:proofErr w:type="spellEnd"/>
-      <w:proofErr w:type="gramEnd"/>
-      <w:r>
-        <w:t>()</w:t>
-      </w:r>
-    </w:p>
-    <w:p>
-      <w:r>
-        <w:t xml:space="preserve">        for t in threads:</w:t>
-      </w:r>
-    </w:p>
-    <w:p>
-      <w:r>
-        <w:t xml:space="preserve">            </w:t>
-      </w:r>
-      <w:proofErr w:type="spellStart"/>
-      <w:proofErr w:type="gramStart"/>
-      <w:r>
-        <w:t>t.join</w:t>
-      </w:r>
-      <w:proofErr w:type="spellEnd"/>
-      <w:proofErr w:type="gramEnd"/>
-      <w:r>
-        <w:t>()</w:t>
-      </w:r>
-    </w:p>
-    <w:p/>
-    <w:p>
-      <w:r>
-        <w:t xml:space="preserve">        </w:t>
-      </w:r>
-      <w:proofErr w:type="spellStart"/>
-      <w:r>
-        <w:t>total_after</w:t>
-      </w:r>
-      <w:proofErr w:type="spellEnd"/>
-      <w:r>
-        <w:t xml:space="preserve"> = </w:t>
-      </w:r>
-      <w:proofErr w:type="spellStart"/>
-      <w:r>
-        <w:t>acc_a.get_</w:t>
-      </w:r>
-      <w:proofErr w:type="gramStart"/>
-      <w:r>
-        <w:t>balance</w:t>
-      </w:r>
-      <w:proofErr w:type="spellEnd"/>
-      <w:r>
-        <w:t>(</w:t>
-      </w:r>
-      <w:proofErr w:type="gramEnd"/>
-      <w:r>
-        <w:t xml:space="preserve">) + </w:t>
-      </w:r>
-      <w:proofErr w:type="spellStart"/>
-      <w:r>
-        <w:t>acc_b.get_</w:t>
-      </w:r>
-      <w:proofErr w:type="gramStart"/>
-      <w:r>
-        <w:t>balance</w:t>
-      </w:r>
-      <w:proofErr w:type="spellEnd"/>
-      <w:r>
-        <w:t>(</w:t>
-      </w:r>
-      <w:proofErr w:type="gramEnd"/>
-      <w:r>
-        <w:t>)</w:t>
-      </w:r>
-    </w:p>
-    <w:p>
-      <w:r>
-        <w:t xml:space="preserve">        </w:t>
-      </w:r>
-      <w:proofErr w:type="spellStart"/>
-      <w:proofErr w:type="gramStart"/>
-      <w:r>
-        <w:t>self.assertEqual</w:t>
-      </w:r>
-      <w:proofErr w:type="spellEnd"/>
-      <w:proofErr w:type="gramEnd"/>
-      <w:r>
-        <w:t>(</w:t>
-      </w:r>
-      <w:proofErr w:type="spellStart"/>
-      <w:r>
-        <w:t>total_before</w:t>
-      </w:r>
-      <w:proofErr w:type="spellEnd"/>
-      <w:r>
-        <w:t xml:space="preserve">, </w:t>
-      </w:r>
-      <w:proofErr w:type="spellStart"/>
-      <w:r>
-        <w:t>total_after</w:t>
+        <w:t>ending_total</w:t>
       </w:r>
       <w:proofErr w:type="spellEnd"/>
       <w:r>
@@ -3734,6 +3998,7 @@
     </w:p>
     <w:p>
       <w:r>
+        <w:lastRenderedPageBreak/>
         <w:t xml:space="preserve">    </w:t>
       </w:r>
       <w:proofErr w:type="spellStart"/>
